--- a/docs/skill-documents/starling-animation-pack.docx
+++ b/docs/skill-documents/starling-animation-pack.docx
@@ -71,7 +71,7 @@
         <w:rPr>
           <w:sz w:val="16"/>
         </w:rPr>
-        <w:t>SHA256: bf938a887ce3ea16283cfcd969e44e5bc8ed08bce4d712239de1d8c89b6a14c3</w:t>
+        <w:t>SHA256: 00e4043023a1f8aa7c97c698ee7b664bb19d77e6872d4e461d506b29a8415816</w:t>
       </w:r>
     </w:p>
     <w:p>
@@ -188,7 +188,7 @@
     </w:p>
     <w:p>
       <w:r>
-        <w:t>Inspect both actual panels of every approved board or the clean dialogue scene, relevant assets and accepted audio/cues. Verify Director/Cinematography and spatial findings. Write each six-section reference prompt from the actual composition and permitted action. A board is two related shots: top then bottom with one measured hard cut, one full-screen scene at a time and locked cameras. Movement occurs within shots. Keep original narration outside EN2; dialogue uses accepted speech with speaker/turn mapping.</w:t>
+        <w:t>Inspect both actual panels of every approved board or the clean dialogue scene, relevant assets and accepted audio/cues. Verify Director/Cinematography and spatial findings. Use the [five-section animation template](references/animation-template.md), with explicit Picture roles, per-shot retention and concrete acting from the inspected composition. Save a per-shot visible inventory and ordered reference map; record shot_inventory_match before submission. A board is two related shots: top then bottom with one measured hard cut, one full-screen scene at a time and locked cameras. Movement occurs within shots. Keep original narration outside EN2; dialogue uses accepted speech with speaker/turn mapping.</w:t>
       </w:r>
     </w:p>
     <w:p>
@@ -918,7 +918,7 @@
     <w:link w:val="TitleChar"/>
     <w:uiPriority w:val="10"/>
     <w:qFormat/>
-    <w:rsid w:val="005C6AE8"/>
+    <w:rsid w:val="00A341C7"/>
     <w:pPr>
       <w:spacing w:after="0"/>
       <w:contextualSpacing/>
@@ -937,7 +937,7 @@
     <w:basedOn w:val="DefaultParagraphFont"/>
     <w:link w:val="Title"/>
     <w:uiPriority w:val="10"/>
-    <w:rsid w:val="005C6AE8"/>
+    <w:rsid w:val="00A341C7"/>
     <w:rPr>
       <w:rFonts w:asciiTheme="majorHAnsi" w:eastAsiaTheme="majorEastAsia" w:hAnsiTheme="majorHAnsi" w:cstheme="majorBidi"/>
       <w:spacing w:val="-10"/>
@@ -952,7 +952,7 @@
     <w:link w:val="HeaderChar"/>
     <w:uiPriority w:val="99"/>
     <w:unhideWhenUsed/>
-    <w:rsid w:val="005C6AE8"/>
+    <w:rsid w:val="00A341C7"/>
     <w:pPr>
       <w:tabs>
         <w:tab w:val="center" w:pos="4513"/>
@@ -966,7 +966,7 @@
     <w:basedOn w:val="DefaultParagraphFont"/>
     <w:link w:val="Header"/>
     <w:uiPriority w:val="99"/>
-    <w:rsid w:val="005C6AE8"/>
+    <w:rsid w:val="00A341C7"/>
     <w:rPr>
       <w:rFonts w:ascii="Arial" w:hAnsi="Arial" w:cs="Arial"/>
       <w:color w:val="000000"/>
@@ -979,7 +979,7 @@
     <w:link w:val="FooterChar"/>
     <w:uiPriority w:val="99"/>
     <w:unhideWhenUsed/>
-    <w:rsid w:val="005C6AE8"/>
+    <w:rsid w:val="00A341C7"/>
     <w:pPr>
       <w:tabs>
         <w:tab w:val="center" w:pos="4513"/>
@@ -993,7 +993,7 @@
     <w:basedOn w:val="DefaultParagraphFont"/>
     <w:link w:val="Footer"/>
     <w:uiPriority w:val="99"/>
-    <w:rsid w:val="005C6AE8"/>
+    <w:rsid w:val="00A341C7"/>
     <w:rPr>
       <w:rFonts w:ascii="Arial" w:hAnsi="Arial" w:cs="Arial"/>
       <w:color w:val="000000"/>

--- a/docs/skill-documents/starling-animation-pack.docx
+++ b/docs/skill-documents/starling-animation-pack.docx
@@ -45,7 +45,7 @@
         <w:rPr>
           <w:sz w:val="16"/>
         </w:rPr>
-        <w:t>Snapshot 16 October 2026</w:t>
+        <w:t>Snapshot 17 October 2026</w:t>
       </w:r>
     </w:p>
     <w:p>
@@ -71,7 +71,7 @@
         <w:rPr>
           <w:sz w:val="16"/>
         </w:rPr>
-        <w:t>SHA256: 00e4043023a1f8aa7c97c698ee7b664bb19d77e6872d4e461d506b29a8415816</w:t>
+        <w:t>SHA256: fc1866f9335b696347f8991de9a15178247c230a42f3ae31349abee9d485a738</w:t>
       </w:r>
     </w:p>
     <w:p>
@@ -107,7 +107,7 @@
     </w:p>
     <w:p>
       <w:r>
-        <w:t>description: Create source-bound animation prompts, submit approved two-shot boards and dialogue scenes to EN2, review repairs and stitch accepted node videos.</w:t>
+        <w:t>description: Create source-bound animation prompts, submit approved labelled narration storyboards and dialogue scenes to EN2, review repairs and stitch accepted node videos.</w:t>
       </w:r>
     </w:p>
     <w:p>
@@ -188,20 +188,46 @@
     </w:p>
     <w:p>
       <w:r>
-        <w:t>Inspect both actual panels of every approved board or the clean dialogue scene, relevant assets and accepted audio/cues. Verify Director/Cinematography and spatial findings. Use the [five-section animation template](references/animation-template.md), with explicit Picture roles, per-shot retention and concrete acting from the inspected composition. Save a per-shot visible inventory and ordered reference map; record shot_inventory_match before submission. A board is two related shots: top then bottom with one measured hard cut, one full-screen scene at a time and locked cameras. Movement occurs within shots. Keep original narration outside EN2; dialogue uses accepted speech with speaker/turn mapping.</w:t>
-      </w:r>
-    </w:p>
-    <w:p>
-      <w:pPr>
-        <w:spacing w:after="0"/>
-        <w:rPr>
-          <w:sz w:val="6"/>
-        </w:rPr>
-      </w:pPr>
-    </w:p>
-    <w:p>
-      <w:r>
-        <w:t>Save exact prompt/payload, source hashes, refs and audio mappings, board panel boxes, shot_count, cut_times, duration/used duration, source/assembly offsets and review evidence. Inspect returned uploaded bytes as well as local originals before render acceptance. Use EN2 reference mode and Fast quality=false throughout.</w:t>
+        <w:t>Inspect the approved visuals and explicitly name the matching animation style in each prompt: 2D animation for flat drawn artwork, 2.5D animation for layered illustrated artwork with depth, or 3D animation for volumetric rendered artwork. Choose one based on the actual images; preserve their outlines, shading, materials and depth rather than converting their style. Put this in detailed_description. Style wording does not guarantee artifact-free motion.</w:t>
+      </w:r>
+    </w:p>
+    <w:p>
+      <w:pPr>
+        <w:spacing w:after="0"/>
+        <w:rPr>
+          <w:sz w:val="6"/>
+        </w:rPr>
+      </w:pPr>
+    </w:p>
+    <w:p>
+      <w:r>
+        <w:t>For narration with no supported subject movement, animate only a subtle slow zoom-in (about 3-5 percent) or a small planned pan within existing scene content. Define the move independently within its storyboard shot. Keep people, machinery, cargo and door/gate angles unchanged; never invent activity to fill time. Preserve time of day, sky, exposure, light sources and shadows throughout. Time transitions require explicit script support. Check the complete render for these constraints before acceptance.</w:t>
+      </w:r>
+    </w:p>
+    <w:p>
+      <w:pPr>
+        <w:spacing w:after="0"/>
+        <w:rPr>
+          <w:sz w:val="6"/>
+        </w:rPr>
+      </w:pPr>
+    </w:p>
+    <w:p>
+      <w:r>
+        <w:t>Inspect both actual pictures and below-picture labels of every approved narration storyboard or the clean dialogue scene, relevant assets and accepted audio/cues. Verify Director/Cinematography and spatial findings. Use the [five-section reference template](references/animation-template.md) for both routes and [narration storyboard production](references/narration-pairs.md) for narration layout, reference order and presentation. Describe concrete action from inspected images. Save a per-shot visible inventory and ordered reference map; record shot_inventory_match before submission. A narration board defines two related shots with one timed hard cut. Use relevant character, environment, prop and storyboard refs in that order. Describe one edge-to-edge colour scene at a time; caption strips and layout serve exclusively as production guidance. Write affirmative target instructions. Keep original narration outside EN2; dialogue uses accepted speech with speaker/turn mapping.</w:t>
+      </w:r>
+    </w:p>
+    <w:p>
+      <w:pPr>
+        <w:spacing w:after="0"/>
+        <w:rPr>
+          <w:sz w:val="6"/>
+        </w:rPr>
+      </w:pPr>
+    </w:p>
+    <w:p>
+      <w:r>
+        <w:t>Save exact prompt/payload, source hashes, refs and audio mappings, picture-area boxes and label timing, shot_count, cut_times, duration/used duration, source/assembly offsets and review evidence. Inspect returned uploaded bytes as well as local originals before render acceptance. Use EN2 reference mode for narration and dialogue, both Fast quality=false.</w:t>
       </w:r>
     </w:p>
     <w:p>
@@ -252,7 +278,7 @@
     </w:p>
     <w:p>
       <w:r>
-        <w:t>Apply the general spatial checks throughout motion, plus action fidelity, shot order/cut timing, silence in narration and dialogue speech/lip-sync. Correct an image/staging defect upstream; correct a prompt/render defect with a targeted EN2 replacement. Preserve correct work and all original outputs/IDs. Allow at most two replacements after the initial attempt. Re-review every replacement; exhausted or unavailable checks stay blocked. FFmpeg does not replace failed animation with stills or zoom effects.</w:t>
+        <w:t>Apply the general spatial checks throughout motion, plus action fidelity, shot order/cut timing, silence in narration and dialogue speech/lip-sync. If the initial animation fails visual review, redesign that scene once to convey the same script beat with simpler, different staging or composition. Preserve source meaning, branch outcome, approved style, character identity and accepted audio timing. Generate and inspect a fresh labelled narration storyboard or a clean dialogue scene, rebuild the prompt from those actual images, and submit one replacement animation. Re-review it completely. If it also fails, stop and report needs_fix; unavailable review stays unverified. Keep the original clip ID and attempt history so new scene versions cannot reset the limit. Preserve all original outputs and paid IDs. See [scene preservation](references/scene-preservation.md). FFmpeg does not replace failed animation with stills or zoom effects.</w:t>
       </w:r>
     </w:p>
     <w:p>
@@ -290,7 +316,7 @@
     </w:p>
     <w:p>
       <w:r>
-        <w:t>Read [postproduction](../pipeline/POSTPRODUCTION.md). Reconcile the complete current manifest and assembly timeline, including dialogue, with explicit runtime_clip_id mappings. Only verified EN2 outputs can be selected. Trim/normalize and stitch by canonical node order; preserve original speech speed, words, pauses and measured joins. The current assembler uses pre-cut original audio units from their beginnings and discards generated sound; additional source offsets or sound mixing need an explicit supported plan.</w:t>
+        <w:t>Read [postproduction](../pipeline/POSTPRODUCTION.md). Reconcile the complete current manifest and assembly timeline, including dialogue, with explicit runtime_clip_id mappings. Only verified EN2 outputs can be selected. Trim/normalize and stitch by canonical node order; preserve original speech speed, words, pauses and measured joins. For narration, filler, establishing and ending intervals, discard rendered sound and use the accepted external narration units from their beginnings. For dialogue and conversation intervals, keep the audio embedded in the selected video and trim picture and sound together; this is the lip-synced dialogue source and must not be replaced by the standalone dialogue file. Measure the selected video's usable picture/audio duration and retain the complete final utterance. When that duration exceeds the earlier standalone-audio interval, extend the node timeline and move any following clip instead of cutting the dialogue. Reject a dialogue selection whose embedded audio is absent or ends before its picture. Additional source offsets or sound mixing need an explicit supported plan.</w:t>
       </w:r>
     </w:p>
     <w:p>
@@ -918,7 +944,7 @@
     <w:link w:val="TitleChar"/>
     <w:uiPriority w:val="10"/>
     <w:qFormat/>
-    <w:rsid w:val="00A341C7"/>
+    <w:rsid w:val="00133F19"/>
     <w:pPr>
       <w:spacing w:after="0"/>
       <w:contextualSpacing/>
@@ -937,7 +963,7 @@
     <w:basedOn w:val="DefaultParagraphFont"/>
     <w:link w:val="Title"/>
     <w:uiPriority w:val="10"/>
-    <w:rsid w:val="00A341C7"/>
+    <w:rsid w:val="00133F19"/>
     <w:rPr>
       <w:rFonts w:asciiTheme="majorHAnsi" w:eastAsiaTheme="majorEastAsia" w:hAnsiTheme="majorHAnsi" w:cstheme="majorBidi"/>
       <w:spacing w:val="-10"/>
@@ -952,7 +978,7 @@
     <w:link w:val="HeaderChar"/>
     <w:uiPriority w:val="99"/>
     <w:unhideWhenUsed/>
-    <w:rsid w:val="00A341C7"/>
+    <w:rsid w:val="00133F19"/>
     <w:pPr>
       <w:tabs>
         <w:tab w:val="center" w:pos="4513"/>
@@ -966,7 +992,7 @@
     <w:basedOn w:val="DefaultParagraphFont"/>
     <w:link w:val="Header"/>
     <w:uiPriority w:val="99"/>
-    <w:rsid w:val="00A341C7"/>
+    <w:rsid w:val="00133F19"/>
     <w:rPr>
       <w:rFonts w:ascii="Arial" w:hAnsi="Arial" w:cs="Arial"/>
       <w:color w:val="000000"/>
@@ -979,7 +1005,7 @@
     <w:link w:val="FooterChar"/>
     <w:uiPriority w:val="99"/>
     <w:unhideWhenUsed/>
-    <w:rsid w:val="00A341C7"/>
+    <w:rsid w:val="00133F19"/>
     <w:pPr>
       <w:tabs>
         <w:tab w:val="center" w:pos="4513"/>
@@ -993,7 +1019,7 @@
     <w:basedOn w:val="DefaultParagraphFont"/>
     <w:link w:val="Footer"/>
     <w:uiPriority w:val="99"/>
-    <w:rsid w:val="00A341C7"/>
+    <w:rsid w:val="00133F19"/>
     <w:rPr>
       <w:rFonts w:ascii="Arial" w:hAnsi="Arial" w:cs="Arial"/>
       <w:color w:val="000000"/>

--- a/docs/skill-documents/starling-animation-pack.docx
+++ b/docs/skill-documents/starling-animation-pack.docx
@@ -71,7 +71,7 @@
         <w:rPr>
           <w:sz w:val="16"/>
         </w:rPr>
-        <w:t>SHA256: fc1866f9335b696347f8991de9a15178247c230a42f3ae31349abee9d485a738</w:t>
+        <w:t>SHA256: 7b66ff8073d946a83aac7565e6460a479b0d7c921e0441c26632b05c02ec4414</w:t>
       </w:r>
     </w:p>
     <w:p>
@@ -150,6 +150,19 @@
     </w:p>
     <w:p>
       <w:r>
+        <w:t>Follow the [required reference bundle](../starling-animation-pack/references/reference-bundle.md): character sheets, matching environment, prop sheets, then the narration storyboard or existing clean dialogue scene. Generate and inspect missing sheets/environments before submission; retain the existing dialogue audio route.</w:t>
+      </w:r>
+    </w:p>
+    <w:p>
+      <w:pPr>
+        <w:spacing w:after="0"/>
+        <w:rPr>
+          <w:sz w:val="6"/>
+        </w:rPr>
+      </w:pPr>
+    </w:p>
+    <w:p>
+      <w:r>
         <w:t>Check completed [intake](../pipeline/INTAKE.md). Read [visual routing](references/visual-routing.md), [scene preservation](references/scene-preservation.md) and [submission](references/en2-submission.md). Use [the handoff contract](../starling-prompt-pack/references/handoff-contract.md) for durable versions and IDs. Honor the requested endpoint; prompt-only work does not submit jobs.</w:t>
       </w:r>
     </w:p>
@@ -214,7 +227,7 @@
     </w:p>
     <w:p>
       <w:r>
-        <w:t>Inspect both actual pictures and below-picture labels of every approved narration storyboard or the clean dialogue scene, relevant assets and accepted audio/cues. Verify Director/Cinematography and spatial findings. Use the [five-section reference template](references/animation-template.md) for both routes and [narration storyboard production](references/narration-pairs.md) for narration layout, reference order and presentation. Describe concrete action from inspected images. Save a per-shot visible inventory and ordered reference map; record shot_inventory_match before submission. A narration board defines two related shots with one timed hard cut. Use relevant character, environment, prop and storyboard refs in that order. Describe one edge-to-edge colour scene at a time; caption strips and layout serve exclusively as production guidance. Write affirmative target instructions. Keep original narration outside EN2; dialogue uses accepted speech with speaker/turn mapping.</w:t>
+        <w:t>Inspect both actual pictures and below-picture labels of every approved narration storyboard or the clean dialogue scene, relevant assets and accepted audio/cues. Verify Director/Cinematography and spatial findings. Use the [five-section reference template](references/animation-template.md) for both routes and [narration storyboard production](references/narration-pairs.md) for narration layout, reference order and presentation. Describe concrete action from inspected images. Save a per-shot visible inventory and ordered reference map; record shot_inventory_match before submission. A narration board defines two related shots with one timed hard cut. Require character sheets, a matching environment, prop sheets and the storyboard in that order, following the shared reference-bundle contract. Describe one edge-to-edge colour scene at a time; caption strips and layout serve exclusively as production guidance. Write affirmative target instructions. Keep original narration outside EN2; dialogue uses accepted speech with speaker/turn mapping.</w:t>
       </w:r>
     </w:p>
     <w:p>
@@ -330,6 +343,19 @@
     <w:p>
       <w:r>
         <w:t>Keep mutually exclusive outcomes separate. Review each final node's full picture/sound, all words, dialogue sync, cuts and joins. Record acceptance in runtime and postproduction, then package reviewed nodes with script/choices, plan and provenance. Report every blocked/unverified item and actual monitoring status. A completed provider job is not an approved video.</w:t>
+      </w:r>
+    </w:p>
+    <w:p>
+      <w:pPr>
+        <w:spacing w:after="0"/>
+        <w:rPr>
+          <w:sz w:val="6"/>
+        </w:rPr>
+      </w:pPr>
+    </w:p>
+    <w:p>
+      <w:r>
+        <w:t>Before stitching narration, filler, establishing or ending clips, remove the complete generated audio track, including background voices, and discard subtitle/text streams. Use only the accepted external narration for those intervals. Inspect the full picture for unwanted captions, labels and overlays. Burned-in text is part of the pixels: correct/regenerate the affected scene and re-review it before assembly; dropping a subtitle track does not erase it. Preserve source-required real-world signage. Dialogue retains its verified embedded speech and lip-sync.</w:t>
       </w:r>
     </w:p>
     <w:p>
@@ -944,7 +970,7 @@
     <w:link w:val="TitleChar"/>
     <w:uiPriority w:val="10"/>
     <w:qFormat/>
-    <w:rsid w:val="00133F19"/>
+    <w:rsid w:val="00960FC7"/>
     <w:pPr>
       <w:spacing w:after="0"/>
       <w:contextualSpacing/>
@@ -963,7 +989,7 @@
     <w:basedOn w:val="DefaultParagraphFont"/>
     <w:link w:val="Title"/>
     <w:uiPriority w:val="10"/>
-    <w:rsid w:val="00133F19"/>
+    <w:rsid w:val="00960FC7"/>
     <w:rPr>
       <w:rFonts w:asciiTheme="majorHAnsi" w:eastAsiaTheme="majorEastAsia" w:hAnsiTheme="majorHAnsi" w:cstheme="majorBidi"/>
       <w:spacing w:val="-10"/>
@@ -978,7 +1004,7 @@
     <w:link w:val="HeaderChar"/>
     <w:uiPriority w:val="99"/>
     <w:unhideWhenUsed/>
-    <w:rsid w:val="00133F19"/>
+    <w:rsid w:val="00960FC7"/>
     <w:pPr>
       <w:tabs>
         <w:tab w:val="center" w:pos="4513"/>
@@ -992,7 +1018,7 @@
     <w:basedOn w:val="DefaultParagraphFont"/>
     <w:link w:val="Header"/>
     <w:uiPriority w:val="99"/>
-    <w:rsid w:val="00133F19"/>
+    <w:rsid w:val="00960FC7"/>
     <w:rPr>
       <w:rFonts w:ascii="Arial" w:hAnsi="Arial" w:cs="Arial"/>
       <w:color w:val="000000"/>
@@ -1005,7 +1031,7 @@
     <w:link w:val="FooterChar"/>
     <w:uiPriority w:val="99"/>
     <w:unhideWhenUsed/>
-    <w:rsid w:val="00133F19"/>
+    <w:rsid w:val="00960FC7"/>
     <w:pPr>
       <w:tabs>
         <w:tab w:val="center" w:pos="4513"/>
@@ -1019,7 +1045,7 @@
     <w:basedOn w:val="DefaultParagraphFont"/>
     <w:link w:val="Footer"/>
     <w:uiPriority w:val="99"/>
-    <w:rsid w:val="00133F19"/>
+    <w:rsid w:val="00960FC7"/>
     <w:rPr>
       <w:rFonts w:ascii="Arial" w:hAnsi="Arial" w:cs="Arial"/>
       <w:color w:val="000000"/>

--- a/docs/skill-documents/starling-animation-pack.docx
+++ b/docs/skill-documents/starling-animation-pack.docx
@@ -71,7 +71,7 @@
         <w:rPr>
           <w:sz w:val="16"/>
         </w:rPr>
-        <w:t>SHA256: 7b66ff8073d946a83aac7565e6460a479b0d7c921e0441c26632b05c02ec4414</w:t>
+        <w:t>SHA256: d707947d4054b06c1d1d11fa3e63e031cfc28e971a1ae3eefe94a5ccbbc965a8</w:t>
       </w:r>
     </w:p>
     <w:p>
@@ -150,7 +150,7 @@
     </w:p>
     <w:p>
       <w:r>
-        <w:t>Follow the [required reference bundle](../starling-animation-pack/references/reference-bundle.md): character sheets, matching environment, prop sheets, then the narration storyboard or existing clean dialogue scene. Generate and inspect missing sheets/environments before submission; retain the existing dialogue audio route.</w:t>
+        <w:t>Follow the [required reference bundle](../starling-animation-pack/references/reference-bundle.md): character sheets, matching environment, prop sheets, then the narration storyboard or existing clean dialogue scene. Generate and inspect missing sheets/environments before submission; retain the existing dialogue audio route. Repair-only exception: after a generated animation is reviewed as needs_fix, use scene-specific single-character, individual prop and matching environment references for that failed clip, following the repair procedure in the shared reference bundle. Normal first submissions use sheets; dialogue keeps its clean scene and accepted speech.</w:t>
       </w:r>
     </w:p>
     <w:p>
@@ -970,7 +970,7 @@
     <w:link w:val="TitleChar"/>
     <w:uiPriority w:val="10"/>
     <w:qFormat/>
-    <w:rsid w:val="00960FC7"/>
+    <w:rsid w:val="00F66932"/>
     <w:pPr>
       <w:spacing w:after="0"/>
       <w:contextualSpacing/>
@@ -989,7 +989,7 @@
     <w:basedOn w:val="DefaultParagraphFont"/>
     <w:link w:val="Title"/>
     <w:uiPriority w:val="10"/>
-    <w:rsid w:val="00960FC7"/>
+    <w:rsid w:val="00F66932"/>
     <w:rPr>
       <w:rFonts w:asciiTheme="majorHAnsi" w:eastAsiaTheme="majorEastAsia" w:hAnsiTheme="majorHAnsi" w:cstheme="majorBidi"/>
       <w:spacing w:val="-10"/>
@@ -1004,7 +1004,7 @@
     <w:link w:val="HeaderChar"/>
     <w:uiPriority w:val="99"/>
     <w:unhideWhenUsed/>
-    <w:rsid w:val="00960FC7"/>
+    <w:rsid w:val="00F66932"/>
     <w:pPr>
       <w:tabs>
         <w:tab w:val="center" w:pos="4513"/>
@@ -1018,7 +1018,7 @@
     <w:basedOn w:val="DefaultParagraphFont"/>
     <w:link w:val="Header"/>
     <w:uiPriority w:val="99"/>
-    <w:rsid w:val="00960FC7"/>
+    <w:rsid w:val="00F66932"/>
     <w:rPr>
       <w:rFonts w:ascii="Arial" w:hAnsi="Arial" w:cs="Arial"/>
       <w:color w:val="000000"/>
@@ -1031,7 +1031,7 @@
     <w:link w:val="FooterChar"/>
     <w:uiPriority w:val="99"/>
     <w:unhideWhenUsed/>
-    <w:rsid w:val="00960FC7"/>
+    <w:rsid w:val="00F66932"/>
     <w:pPr>
       <w:tabs>
         <w:tab w:val="center" w:pos="4513"/>
@@ -1045,7 +1045,7 @@
     <w:basedOn w:val="DefaultParagraphFont"/>
     <w:link w:val="Footer"/>
     <w:uiPriority w:val="99"/>
-    <w:rsid w:val="00960FC7"/>
+    <w:rsid w:val="00F66932"/>
     <w:rPr>
       <w:rFonts w:ascii="Arial" w:hAnsi="Arial" w:cs="Arial"/>
       <w:color w:val="000000"/>

--- a/docs/skill-documents/starling-animation-pack.docx
+++ b/docs/skill-documents/starling-animation-pack.docx
@@ -45,7 +45,7 @@
         <w:rPr>
           <w:sz w:val="16"/>
         </w:rPr>
-        <w:t>Snapshot 17 October 2026</w:t>
+        <w:t>Snapshot 18 October 2026</w:t>
       </w:r>
     </w:p>
     <w:p>
@@ -71,7 +71,7 @@
         <w:rPr>
           <w:sz w:val="16"/>
         </w:rPr>
-        <w:t>SHA256: d707947d4054b06c1d1d11fa3e63e031cfc28e971a1ae3eefe94a5ccbbc965a8</w:t>
+        <w:t>SHA256: f31497d141504bf706738a5f5ebe5650f3bd9a7adb9f246b1fbcb1f1e108c88e</w:t>
       </w:r>
     </w:p>
     <w:p>
@@ -150,7 +150,20 @@
     </w:p>
     <w:p>
       <w:r>
-        <w:t>Follow the [required reference bundle](../starling-animation-pack/references/reference-bundle.md): character sheets, matching environment, prop sheets, then the narration storyboard or existing clean dialogue scene. Generate and inspect missing sheets/environments before submission; retain the existing dialogue audio route. Repair-only exception: after a generated animation is reviewed as needs_fix, use scene-specific single-character, individual prop and matching environment references for that failed clip, following the repair procedure in the shared reference bundle. Normal first submissions use sheets; dialogue keeps its clean scene and accepted speech.</w:t>
+        <w:t>Apply [buffered timing and visual review](../starling-animation-pack/references/timing-and-visual-review.md) for storyboard/prompt timing, per-output visual checks, bounded repair and the user-owned manual lip-sync check.</w:t>
+      </w:r>
+    </w:p>
+    <w:p>
+      <w:pPr>
+        <w:spacing w:after="0"/>
+        <w:rPr>
+          <w:sz w:val="6"/>
+        </w:rPr>
+      </w:pPr>
+    </w:p>
+    <w:p>
+      <w:r>
+        <w:t>Follow the [required reference bundle](../starling-animation-pack/references/reference-bundle.md), including its failed-output repair exception.</w:t>
       </w:r>
     </w:p>
     <w:p>
@@ -240,7 +253,7 @@
     </w:p>
     <w:p>
       <w:r>
-        <w:t>Save exact prompt/payload, source hashes, refs and audio mappings, picture-area boxes and label timing, shot_count, cut_times, duration/used duration, source/assembly offsets and review evidence. Inspect returned uploaded bytes as well as local originals before render acceptance. Use EN2 reference mode for narration and dialogue, both Fast quality=false.</w:t>
+        <w:t>Save exact prompt/payload, source hashes, refs and audio mappings, picture-area boxes, printed generated timing, per-shot required duration and 1–2 second buffer, shot_count, generated cut_times, assembly cut times, duration/used duration, source_spans and review evidence. Inspect returned uploaded bytes as well as local originals before render acceptance. Use EN2 reference mode for narration and dialogue, both Fast quality=false.</w:t>
       </w:r>
     </w:p>
     <w:p>
@@ -278,20 +291,20 @@
     </w:p>
     <w:p>
       <w:r>
-        <w:t>Submit all preflight-approved clips once in an ordered pass respecting provider capacity. Record intents before tool calls and actual job IDs immediately afterward. Reconcile uncertain outcomes and existing jobs before retrying. Collect completed outputs and account for pending/failed jobs. Then use Verification with Director/Cinematography to inspect every complete picture and sound; technical decode and sampled sheets do not certify quality.</w:t>
-      </w:r>
-    </w:p>
-    <w:p>
-      <w:pPr>
-        <w:spacing w:after="0"/>
-        <w:rPr>
-          <w:sz w:val="6"/>
-        </w:rPr>
-      </w:pPr>
-    </w:p>
-    <w:p>
-      <w:r>
-        <w:t>Apply the general spatial checks throughout motion, plus action fidelity, shot order/cut timing, silence in narration and dialogue speech/lip-sync. If the initial animation fails visual review, redesign that scene once to convey the same script beat with simpler, different staging or composition. Preserve source meaning, branch outcome, approved style, character identity and accepted audio timing. Generate and inspect a fresh labelled narration storyboard or a clean dialogue scene, rebuild the prompt from those actual images, and submit one replacement animation. Re-review it completely. If it also fails, stop and report needs_fix; unavailable review stays unverified. Keep the original clip ID and attempt history so new scene versions cannot reset the limit. Preserve all original outputs and paid IDs. See [scene preservation](references/scene-preservation.md). FFmpeg does not replace failed animation with stills or zoom effects.</w:t>
+        <w:t>Submit all preflight-approved clips once in an ordered pass respecting provider capacity. Record intents before tool calls and actual job IDs immediately afterward. Reconcile uncertain outcomes and existing jobs before retrying. Collect completed outputs and account for pending/failed jobs. Immediately hand each downloaded output to Verification with Director/Cinematography for complete visual review and required sound checks; technical decode and sampled sheets do not certify quality.</w:t>
+      </w:r>
+    </w:p>
+    <w:p>
+      <w:pPr>
+        <w:spacing w:after="0"/>
+        <w:rPr>
+          <w:sz w:val="6"/>
+        </w:rPr>
+      </w:pPr>
+    </w:p>
+    <w:p>
+      <w:r>
+        <w:t>Apply the general spatial checks throughout motion, plus action fidelity, shot order/cut timing, silent narration visuals and complete dialogue speech. The user checks lip-sync separately; pending manual sync does not trigger visual regeneration. If the initial animation fails visual review, redesign that scene once to convey the same script beat with simpler, different staging or composition. Preserve source meaning, branch outcome, approved style, character identity and accepted audio timing. Generate and inspect a fresh labelled narration storyboard or a clean dialogue scene, rebuild the prompt from those actual images, and submit one replacement animation. Re-review it completely. If it also fails, stop and report needs_fix; unavailable review stays unverified. Keep the original clip ID and attempt history so new scene versions cannot reset the limit. Preserve all original outputs and paid IDs. See [scene preservation](references/scene-preservation.md). FFmpeg does not replace failed animation with stills or zoom effects.</w:t>
       </w:r>
     </w:p>
     <w:p>
@@ -356,6 +369,299 @@
     <w:p>
       <w:r>
         <w:t>Before stitching narration, filler, establishing or ending clips, remove the complete generated audio track, including background voices, and discard subtitle/text streams. Use only the accepted external narration for those intervals. Inspect the full picture for unwanted captions, labels and overlays. Burned-in text is part of the pixels: correct/regenerate the affected scene and re-review it before assembly; dropping a subtitle track does not erase it. Preserve source-required real-world signage. Dialogue retains its verified embedded speech and lip-sync.</w:t>
+      </w:r>
+    </w:p>
+    <w:p>
+      <w:pPr>
+        <w:spacing w:after="0"/>
+        <w:rPr>
+          <w:sz w:val="6"/>
+        </w:rPr>
+      </w:pPr>
+    </w:p>
+    <w:p>
+      <w:pPr>
+        <w:spacing w:after="0"/>
+        <w:rPr>
+          <w:sz w:val="6"/>
+        </w:rPr>
+      </w:pPr>
+    </w:p>
+    <w:p>
+      <w:pPr>
+        <w:keepNext/>
+        <w:spacing w:before="180"/>
+        <w:rPr>
+          <w:b/>
+          <w:sz w:val="24"/>
+        </w:rPr>
+      </w:pPr>
+      <w:r>
+        <w:rPr>
+          <w:b/>
+          <w:sz w:val="24"/>
+        </w:rPr>
+        <w:t># Shared timing and visual review contract</w:t>
+      </w:r>
+    </w:p>
+    <w:p>
+      <w:pPr>
+        <w:keepNext/>
+        <w:spacing w:before="180"/>
+        <w:rPr>
+          <w:b/>
+          <w:sz w:val="24"/>
+        </w:rPr>
+      </w:pPr>
+      <w:r>
+        <w:rPr>
+          <w:b/>
+          <w:sz w:val="24"/>
+        </w:rPr>
+        <w:t># Buffered shot timing and visual review</w:t>
+      </w:r>
+    </w:p>
+    <w:p>
+      <w:pPr>
+        <w:spacing w:after="0"/>
+        <w:rPr>
+          <w:sz w:val="6"/>
+        </w:rPr>
+      </w:pPr>
+    </w:p>
+    <w:p>
+      <w:r>
+        <w:t>This is the shared contract for Prompt Pack, image generation, panel correction, Animation Pack, Monitor and Verification. Apply it to new plans and replacements; preserve historical media and paid-job records.</w:t>
+      </w:r>
+    </w:p>
+    <w:p>
+      <w:pPr>
+        <w:spacing w:after="0"/>
+        <w:rPr>
+          <w:sz w:val="6"/>
+        </w:rPr>
+      </w:pPr>
+    </w:p>
+    <w:p>
+      <w:pPr>
+        <w:keepNext/>
+        <w:spacing w:before="180"/>
+        <w:rPr>
+          <w:b/>
+          <w:sz w:val="24"/>
+        </w:rPr>
+      </w:pPr>
+      <w:r>
+        <w:rPr>
+          <w:b/>
+          <w:sz w:val="24"/>
+        </w:rPr>
+        <w:t>## Plan the buffer before drawing</w:t>
+      </w:r>
+    </w:p>
+    <w:p>
+      <w:pPr>
+        <w:spacing w:after="0"/>
+        <w:rPr>
+          <w:sz w:val="6"/>
+        </w:rPr>
+      </w:pPr>
+    </w:p>
+    <w:p>
+      <w:r>
+        <w:t>For every narration, filler, establishing or ending shot, record required edit duration and an additional 1–2 seconds of generated footage. Default to one second; use two when the planned action needs more settling room. Complete the required action within the required duration and use the buffer for a settled pose or the already approved restrained camera movement. Do not invent action, characters or objects to fill it. Dialogue timing remains tied to complete accepted speech.</w:t>
+      </w:r>
+    </w:p>
+    <w:p>
+      <w:pPr>
+        <w:spacing w:after="0"/>
+        <w:rPr>
+          <w:sz w:val="6"/>
+        </w:rPr>
+      </w:pPr>
+    </w:p>
+    <w:p>
+      <w:r>
+        <w:t>Use one timing table as the source for the storyboard captions, animation prompt and render duration. Record each shot's required duration, buffer, generated start/end and action end, plus generated cut_times and assembly cut times separately. Printed SHOT/time/CAMERA/ACTION labels must state generated ranges and the action/hold split. Put the same ranges and exact hard-cut times in the five-section animation prompt. Metadata alone is not enough: inspect the actual printed labels. Any mismatch blocks submission.</w:t>
+      </w:r>
+    </w:p>
+    <w:p>
+      <w:pPr>
+        <w:spacing w:after="0"/>
+        <w:rPr>
+          <w:sz w:val="6"/>
+        </w:rPr>
+      </w:pPr>
+    </w:p>
+    <w:p>
+      <w:r>
+        <w:t>Example: two shots each need 3 seconds in the edit. With a 1-second buffer each, storyboard and prompt say Shot 1 0–4 seconds (action 0–3, hold 3–4), Shot 2 4–8 seconds (action 4–7, hold 7–8), hard cut exactly at 4 seconds, render duration 8 seconds. Assembly keeps source_spans [[0,3],[4,7]], yielding 6 seconds and an edit cut at 3 seconds. The approved narration stays at its original speed. A 2-second buffer would instead produce ranges 0–5 and 5–10. Do not stretch narration to fill generated footage.</w:t>
+      </w:r>
+    </w:p>
+    <w:p>
+      <w:pPr>
+        <w:spacing w:after="0"/>
+        <w:rPr>
+          <w:sz w:val="6"/>
+        </w:rPr>
+      </w:pPr>
+    </w:p>
+    <w:p>
+      <w:r>
+        <w:t>Round only when required by the live provider; record any extra rounding hold explicitly. Check current provider duration limits before submission and split/replan coverage if necessary. Never silently drop buffers or truncate source coverage. Existing plans without buffers need explicit reconciliation before new generation.</w:t>
+      </w:r>
+    </w:p>
+    <w:p>
+      <w:pPr>
+        <w:spacing w:after="0"/>
+        <w:rPr>
+          <w:sz w:val="6"/>
+        </w:rPr>
+      </w:pPr>
+    </w:p>
+    <w:p>
+      <w:pPr>
+        <w:keepNext/>
+        <w:spacing w:before="180"/>
+        <w:rPr>
+          <w:b/>
+          <w:sz w:val="24"/>
+        </w:rPr>
+      </w:pPr>
+      <w:r>
+        <w:rPr>
+          <w:b/>
+          <w:sz w:val="24"/>
+        </w:rPr>
+        <w:t>## Review each completed output</w:t>
+      </w:r>
+    </w:p>
+    <w:p>
+      <w:pPr>
+        <w:spacing w:after="0"/>
+        <w:rPr>
+          <w:sz w:val="6"/>
+        </w:rPr>
+      </w:pPr>
+    </w:p>
+    <w:p>
+      <w:r>
+        <w:t>As soon as a clip is downloaded and technically readable, hand it to visual review against its exact approved panels, visible inventories, references and timing table. Continue accounting for other pending jobs. Initial ready submissions need not wait for each review. Provider completion and decode success do not imply visual acceptance.</w:t>
+      </w:r>
+    </w:p>
+    <w:p>
+      <w:pPr>
+        <w:spacing w:after="0"/>
+        <w:rPr>
+          <w:sz w:val="6"/>
+        </w:rPr>
+      </w:pPr>
+    </w:p>
+    <w:p>
+      <w:r>
+        <w:t>Inspect the entire picture in motion, including buffers and transitions, with closer checks of suspicious intervals. Compare every shot: exact cast/count, identity and clothing; exact props and ownership; anatomy and separation; background and lighting; supported action/contact and object states; camera motion; spatial fidelity; shot order and hard-cut timing. Flag extra, duplicated or missing characters/objects, temporary appearances, merging or distorted bodies, invented content revealed by camera movement, ghosting, dissolves, mixed panels, labels and borders. Reference sheets supply appearance only; the approved scene inventory determines what is present. An empty insert remains empty.</w:t>
+      </w:r>
+    </w:p>
+    <w:p>
+      <w:pPr>
+        <w:spacing w:after="0"/>
+        <w:rPr>
+          <w:sz w:val="6"/>
+        </w:rPr>
+      </w:pPr>
+    </w:p>
+    <w:p>
+      <w:r>
+        <w:t>Record visual_status as verified, needs_fix or unverified, with output hash, panel/shot, observed timestamp range, expected versus observed state and repair owner. Sampled frames or contact sheets support diagnosis but cannot certify complete motion. If full inspection is unavailable, retain unverified. These descriptive fields supplement existing runtime review fields; they do not bypass overall acceptance gates.</w:t>
+      </w:r>
+    </w:p>
+    <w:p>
+      <w:pPr>
+        <w:spacing w:after="0"/>
+        <w:rPr>
+          <w:sz w:val="6"/>
+        </w:rPr>
+      </w:pPr>
+    </w:p>
+    <w:p>
+      <w:r>
+        <w:t>Lip-sync is the user's manual check. Record it separately with owner=user, exact output hash, verdict and the user's actual evidence. Do not fail or regenerate a visually correct clip merely because manual lip-sync is pending. Do not claim dialogue is fully verified or select it for final assembly until the user's check and other required checks pass. Full speech/content and audio routing checks still apply. Narration visual review does not require character lip-sync.</w:t>
+      </w:r>
+    </w:p>
+    <w:p>
+      <w:pPr>
+        <w:spacing w:after="0"/>
+        <w:rPr>
+          <w:sz w:val="6"/>
+        </w:rPr>
+      </w:pPr>
+    </w:p>
+    <w:p>
+      <w:pPr>
+        <w:keepNext/>
+        <w:spacing w:before="180"/>
+        <w:rPr>
+          <w:b/>
+          <w:sz w:val="24"/>
+        </w:rPr>
+      </w:pPr>
+      <w:r>
+        <w:rPr>
+          <w:b/>
+          <w:sz w:val="24"/>
+        </w:rPr>
+        <w:t>## Repair and recheck</w:t>
+      </w:r>
+    </w:p>
+    <w:p>
+      <w:pPr>
+        <w:spacing w:after="0"/>
+        <w:rPr>
+          <w:sz w:val="6"/>
+        </w:rPr>
+      </w:pPr>
+    </w:p>
+    <w:p>
+      <w:r>
+        <w:t>For an observed visual defect, preserve the original and paid ID, record needs_fix and route the smallest source-faithful correction to the owning stage. Within authorized production, permit one automatic replacement per logical clip: simplify staging, correct and inspect the board/scene, use the reference-bundle repair procedure, rebuild prompt/indexes/timing and submit through a recorded runtime intent. Reinspect the complete replacement, not only the formerly defective region. A second visual failure stops for user review; new scene names do not reset the limit. Additional attempts require explicit user authorization. Review-only or collection-only scope does not authorize paid generation.</w:t>
+      </w:r>
+    </w:p>
+    <w:p>
+      <w:pPr>
+        <w:spacing w:after="0"/>
+        <w:rPr>
+          <w:sz w:val="6"/>
+        </w:rPr>
+      </w:pPr>
+    </w:p>
+    <w:p>
+      <w:pPr>
+        <w:keepNext/>
+        <w:spacing w:before="180"/>
+        <w:rPr>
+          <w:b/>
+          <w:sz w:val="24"/>
+        </w:rPr>
+      </w:pPr>
+      <w:r>
+        <w:rPr>
+          <w:b/>
+          <w:sz w:val="24"/>
+        </w:rPr>
+        <w:t>## Assemble the reviewed spans</w:t>
+      </w:r>
+    </w:p>
+    <w:p>
+      <w:pPr>
+        <w:spacing w:after="0"/>
+        <w:rPr>
+          <w:sz w:val="6"/>
+        </w:rPr>
+      </w:pPr>
+    </w:p>
+    <w:p>
+      <w:r>
+        <w:t>For buffered narration, put source_spans in each assembly-plan clip, as ordered [start,end] pairs in generated-video seconds. The total retained duration must equal that clip's edit interval. Trim each shot's buffer independently, then join with hard cuts; truncating only the end of the whole render would leave the first buffer and cut off later coverage. Never use these spans to trim dialogue speech. Review the final cuts, all retained action and original narration after assembly. Instructions and local state validation do not install an unattended perceptual reviewer or scheduler.</w:t>
       </w:r>
     </w:p>
     <w:p>
@@ -970,7 +1276,7 @@
     <w:link w:val="TitleChar"/>
     <w:uiPriority w:val="10"/>
     <w:qFormat/>
-    <w:rsid w:val="00F66932"/>
+    <w:rsid w:val="00B239F3"/>
     <w:pPr>
       <w:spacing w:after="0"/>
       <w:contextualSpacing/>
@@ -989,7 +1295,7 @@
     <w:basedOn w:val="DefaultParagraphFont"/>
     <w:link w:val="Title"/>
     <w:uiPriority w:val="10"/>
-    <w:rsid w:val="00F66932"/>
+    <w:rsid w:val="00B239F3"/>
     <w:rPr>
       <w:rFonts w:asciiTheme="majorHAnsi" w:eastAsiaTheme="majorEastAsia" w:hAnsiTheme="majorHAnsi" w:cstheme="majorBidi"/>
       <w:spacing w:val="-10"/>
@@ -1004,7 +1310,7 @@
     <w:link w:val="HeaderChar"/>
     <w:uiPriority w:val="99"/>
     <w:unhideWhenUsed/>
-    <w:rsid w:val="00F66932"/>
+    <w:rsid w:val="00B239F3"/>
     <w:pPr>
       <w:tabs>
         <w:tab w:val="center" w:pos="4513"/>
@@ -1018,7 +1324,7 @@
     <w:basedOn w:val="DefaultParagraphFont"/>
     <w:link w:val="Header"/>
     <w:uiPriority w:val="99"/>
-    <w:rsid w:val="00F66932"/>
+    <w:rsid w:val="00B239F3"/>
     <w:rPr>
       <w:rFonts w:ascii="Arial" w:hAnsi="Arial" w:cs="Arial"/>
       <w:color w:val="000000"/>
@@ -1031,7 +1337,7 @@
     <w:link w:val="FooterChar"/>
     <w:uiPriority w:val="99"/>
     <w:unhideWhenUsed/>
-    <w:rsid w:val="00F66932"/>
+    <w:rsid w:val="00B239F3"/>
     <w:pPr>
       <w:tabs>
         <w:tab w:val="center" w:pos="4513"/>
@@ -1045,7 +1351,7 @@
     <w:basedOn w:val="DefaultParagraphFont"/>
     <w:link w:val="Footer"/>
     <w:uiPriority w:val="99"/>
-    <w:rsid w:val="00F66932"/>
+    <w:rsid w:val="00B239F3"/>
     <w:rPr>
       <w:rFonts w:ascii="Arial" w:hAnsi="Arial" w:cs="Arial"/>
       <w:color w:val="000000"/>

--- a/docs/skill-documents/starling-animation-pack.docx
+++ b/docs/skill-documents/starling-animation-pack.docx
@@ -45,7 +45,7 @@
         <w:rPr>
           <w:sz w:val="16"/>
         </w:rPr>
-        <w:t>Snapshot 18 October 2026</w:t>
+        <w:t>Snapshot 21 October 2026</w:t>
       </w:r>
     </w:p>
     <w:p>
@@ -58,7 +58,7 @@
         <w:rPr>
           <w:sz w:val="16"/>
         </w:rPr>
-        <w:t>Original file: C:\Users\darsh\Downloads\roleplay\starling-animation-pack\SKILL.md</w:t>
+        <w:t>Original file: D:\Emergent Narrative\en2 website\.work-starling-update\starling-animation-pack\SKILL.md</w:t>
       </w:r>
     </w:p>
     <w:p>
@@ -71,7 +71,7 @@
         <w:rPr>
           <w:sz w:val="16"/>
         </w:rPr>
-        <w:t>SHA256: f31497d141504bf706738a5f5ebe5650f3bd9a7adb9f246b1fbcb1f1e108c88e</w:t>
+        <w:t>SHA256: f2b2378bb2a3dd3da97b3d0b74207c219cc684366a82052985c129ca247c2476</w:t>
       </w:r>
     </w:p>
     <w:p>
@@ -89,6 +89,7 @@
     </w:p>
     <w:p>
       <w:pPr>
+        <w:keepNext/>
         <w:spacing w:after="0"/>
         <w:rPr>
           <w:sz w:val="6"/>
@@ -117,6 +118,7 @@
     </w:p>
     <w:p>
       <w:pPr>
+        <w:keepNext/>
         <w:spacing w:after="0"/>
         <w:rPr>
           <w:sz w:val="6"/>
@@ -142,6 +144,7 @@
     </w:p>
     <w:p>
       <w:pPr>
+        <w:keepNext/>
         <w:spacing w:after="0"/>
         <w:rPr>
           <w:sz w:val="6"/>
@@ -155,19 +158,21 @@
     </w:p>
     <w:p>
       <w:pPr>
-        <w:spacing w:after="0"/>
-        <w:rPr>
-          <w:sz w:val="6"/>
-        </w:rPr>
-      </w:pPr>
-    </w:p>
-    <w:p>
-      <w:r>
-        <w:t>Follow the [required reference bundle](../starling-animation-pack/references/reference-bundle.md), including its failed-output repair exception.</w:t>
-      </w:r>
-    </w:p>
-    <w:p>
-      <w:pPr>
+        <w:keepNext/>
+        <w:spacing w:after="0"/>
+        <w:rPr>
+          <w:sz w:val="6"/>
+        </w:rPr>
+      </w:pPr>
+    </w:p>
+    <w:p>
+      <w:r>
+        <w:t>Follow the [scene-matched reference selection](../starling-animation-pack/references/reference-bundle.md), including its failed-output repair exception.</w:t>
+      </w:r>
+    </w:p>
+    <w:p>
+      <w:pPr>
+        <w:keepNext/>
         <w:spacing w:after="0"/>
         <w:rPr>
           <w:sz w:val="6"/>
@@ -181,6 +186,21 @@
     </w:p>
     <w:p>
       <w:pPr>
+        <w:keepNext/>
+        <w:spacing w:after="0"/>
+        <w:rPr>
+          <w:sz w:val="6"/>
+        </w:rPr>
+      </w:pPr>
+    </w:p>
+    <w:p>
+      <w:r>
+        <w:t>Follow [narration storyboard production](../starling-animation-pack/references/narration-pairs.md) for audio-led beat coverage, 1x2/1x3 selection, monochrome style fidelity, white action/camera label backgrounds, whole-second printed timings and active side-view staging without back shots.</w:t>
+      </w:r>
+    </w:p>
+    <w:p>
+      <w:pPr>
+        <w:keepNext/>
         <w:spacing w:after="0"/>
         <w:rPr>
           <w:sz w:val="6"/>
@@ -206,6 +226,7 @@
     </w:p>
     <w:p>
       <w:pPr>
+        <w:keepNext/>
         <w:spacing w:after="0"/>
         <w:rPr>
           <w:sz w:val="6"/>
@@ -219,6 +240,7 @@
     </w:p>
     <w:p>
       <w:pPr>
+        <w:keepNext/>
         <w:spacing w:after="0"/>
         <w:rPr>
           <w:sz w:val="6"/>
@@ -232,32 +254,35 @@
     </w:p>
     <w:p>
       <w:pPr>
-        <w:spacing w:after="0"/>
-        <w:rPr>
-          <w:sz w:val="6"/>
-        </w:rPr>
-      </w:pPr>
-    </w:p>
-    <w:p>
-      <w:r>
-        <w:t>Inspect both actual pictures and below-picture labels of every approved narration storyboard or the clean dialogue scene, relevant assets and accepted audio/cues. Verify Director/Cinematography and spatial findings. Use the [five-section reference template](references/animation-template.md) for both routes and [narration storyboard production](references/narration-pairs.md) for narration layout, reference order and presentation. Describe concrete action from inspected images. Save a per-shot visible inventory and ordered reference map; record shot_inventory_match before submission. A narration board defines two related shots with one timed hard cut. Require character sheets, a matching environment, prop sheets and the storyboard in that order, following the shared reference-bundle contract. Describe one edge-to-edge colour scene at a time; caption strips and layout serve exclusively as production guidance. Write affirmative target instructions. Keep original narration outside EN2; dialogue uses accepted speech with speaker/turn mapping.</w:t>
-      </w:r>
-    </w:p>
-    <w:p>
-      <w:pPr>
-        <w:spacing w:after="0"/>
-        <w:rPr>
-          <w:sz w:val="6"/>
-        </w:rPr>
-      </w:pPr>
-    </w:p>
-    <w:p>
-      <w:r>
-        <w:t>Save exact prompt/payload, source hashes, refs and audio mappings, picture-area boxes, printed generated timing, per-shot required duration and 1–2 second buffer, shot_count, generated cut_times, assembly cut times, duration/used duration, source_spans and review evidence. Inspect returned uploaded bytes as well as local originals before render acceptance. Use EN2 reference mode for narration and dialogue, both Fast quality=false.</w:t>
-      </w:r>
-    </w:p>
-    <w:p>
-      <w:pPr>
+        <w:keepNext/>
+        <w:spacing w:after="0"/>
+        <w:rPr>
+          <w:sz w:val="6"/>
+        </w:rPr>
+      </w:pPr>
+    </w:p>
+    <w:p>
+      <w:r>
+        <w:t>Inspect all actual pictures and below-picture labels of every approved narration storyboard or the clean dialogue scene, relevant assets and accepted audio/cues. Verify Director/Cinematography and spatial findings. Use the [reference template](references/animation-template.md) for both routes and [narration storyboard production](references/narration-pairs.md) for narration layout, reference order and presentation. Write each actual panel in detail using [scene preservation](references/scene-preservation.md): visible cast, positions, posture/gaze, objects and support/orientation, background, labelled action, camera and measured timing. Save a per-shot visible inventory and ordered reference map; compare that description with the picture and labels to record shot_inventory_match. A narration board defines two or three related shots with one or two timed hard cuts. Select only visible character identities and relevant props under the shared reference-selection contract; environment-only clips use the environment and storyboard. Describe one edge-to-edge colour scene at a time; caption strips and layout serve exclusively as production guidance. Write affirmative target instructions. Keep original narration outside EN2; dialogue uses accepted speech with speaker/turn mapping.</w:t>
+      </w:r>
+    </w:p>
+    <w:p>
+      <w:pPr>
+        <w:keepNext/>
+        <w:spacing w:after="0"/>
+        <w:rPr>
+          <w:sz w:val="6"/>
+        </w:rPr>
+      </w:pPr>
+    </w:p>
+    <w:p>
+      <w:r>
+        <w:t>Save exact prompt/payload, source hashes, refs and audio mappings, picture-area boxes, printed generated timing, per-shot required duration and 1–2 second buffer, shot_count, generated cut_times, assembly cut times, duration/used duration, source_spans and review evidence. Inspect returned uploaded bytes as well as local originals before render acceptance. Use EN2 reference mode for narration and dialogue, both Ultra quality=true.</w:t>
+      </w:r>
+    </w:p>
+    <w:p>
+      <w:pPr>
+        <w:keepNext/>
         <w:spacing w:after="0"/>
         <w:rPr>
           <w:sz w:val="6"/>
@@ -283,6 +308,7 @@
     </w:p>
     <w:p>
       <w:pPr>
+        <w:keepNext/>
         <w:spacing w:after="0"/>
         <w:rPr>
           <w:sz w:val="6"/>
@@ -296,6 +322,7 @@
     </w:p>
     <w:p>
       <w:pPr>
+        <w:keepNext/>
         <w:spacing w:after="0"/>
         <w:rPr>
           <w:sz w:val="6"/>
@@ -309,6 +336,7 @@
     </w:p>
     <w:p>
       <w:pPr>
+        <w:keepNext/>
         <w:spacing w:after="0"/>
         <w:rPr>
           <w:sz w:val="6"/>
@@ -334,6 +362,7 @@
     </w:p>
     <w:p>
       <w:pPr>
+        <w:keepNext/>
         <w:spacing w:after="0"/>
         <w:rPr>
           <w:sz w:val="6"/>
@@ -347,6 +376,7 @@
     </w:p>
     <w:p>
       <w:pPr>
+        <w:keepNext/>
         <w:spacing w:after="0"/>
         <w:rPr>
           <w:sz w:val="6"/>
@@ -360,6 +390,7 @@
     </w:p>
     <w:p>
       <w:pPr>
+        <w:keepNext/>
         <w:spacing w:after="0"/>
         <w:rPr>
           <w:sz w:val="6"/>
@@ -373,14 +404,16 @@
     </w:p>
     <w:p>
       <w:pPr>
-        <w:spacing w:after="0"/>
-        <w:rPr>
-          <w:sz w:val="6"/>
-        </w:rPr>
-      </w:pPr>
-    </w:p>
-    <w:p>
-      <w:pPr>
+        <w:keepNext/>
+        <w:spacing w:after="0"/>
+        <w:rPr>
+          <w:sz w:val="6"/>
+        </w:rPr>
+      </w:pPr>
+    </w:p>
+    <w:p>
+      <w:pPr>
+        <w:keepNext/>
         <w:spacing w:after="0"/>
         <w:rPr>
           <w:sz w:val="6"/>
@@ -401,7 +434,7 @@
           <w:b/>
           <w:sz w:val="24"/>
         </w:rPr>
-        <w:t># Shared timing and visual review contract</w:t>
+        <w:t># Shared production contracts</w:t>
       </w:r>
     </w:p>
     <w:p>
@@ -423,6 +456,7 @@
     </w:p>
     <w:p>
       <w:pPr>
+        <w:keepNext/>
         <w:spacing w:after="0"/>
         <w:rPr>
           <w:sz w:val="6"/>
@@ -436,6 +470,7 @@
     </w:p>
     <w:p>
       <w:pPr>
+        <w:keepNext/>
         <w:spacing w:after="0"/>
         <w:rPr>
           <w:sz w:val="6"/>
@@ -461,6 +496,7 @@
     </w:p>
     <w:p>
       <w:pPr>
+        <w:keepNext/>
         <w:spacing w:after="0"/>
         <w:rPr>
           <w:sz w:val="6"/>
@@ -474,19 +510,21 @@
     </w:p>
     <w:p>
       <w:pPr>
-        <w:spacing w:after="0"/>
-        <w:rPr>
-          <w:sz w:val="6"/>
-        </w:rPr>
-      </w:pPr>
-    </w:p>
-    <w:p>
-      <w:r>
-        <w:t>Use one timing table as the source for the storyboard captions, animation prompt and render duration. Record each shot's required duration, buffer, generated start/end and action end, plus generated cut_times and assembly cut times separately. Printed SHOT/time/CAMERA/ACTION labels must state generated ranges and the action/hold split. Put the same ranges and exact hard-cut times in the five-section animation prompt. Metadata alone is not enough: inspect the actual printed labels. Any mismatch blocks submission.</w:t>
-      </w:r>
-    </w:p>
-    <w:p>
-      <w:pPr>
+        <w:keepNext/>
+        <w:spacing w:after="0"/>
+        <w:rPr>
+          <w:sz w:val="6"/>
+        </w:rPr>
+      </w:pPr>
+    </w:p>
+    <w:p>
+      <w:r>
+        <w:t>Use one timing table as the source for the storyboard captions, animation prompt and render duration. Record each shot's required duration, buffer, generated start/end and action end, plus generated cut_times and assembly cut times separately. Printed SHOT/time/CAMERA/ACTION labels must state generated ranges and the action/hold split. Put the same ranges and exact hard-cut times in the animation prompt. Metadata alone is not enough: inspect the actual printed labels. Any mismatch blocks submission.</w:t>
+      </w:r>
+    </w:p>
+    <w:p>
+      <w:pPr>
+        <w:keepNext/>
         <w:spacing w:after="0"/>
         <w:rPr>
           <w:sz w:val="6"/>
@@ -500,19 +538,21 @@
     </w:p>
     <w:p>
       <w:pPr>
-        <w:spacing w:after="0"/>
-        <w:rPr>
-          <w:sz w:val="6"/>
-        </w:rPr>
-      </w:pPr>
-    </w:p>
-    <w:p>
-      <w:r>
-        <w:t>Round only when required by the live provider; record any extra rounding hold explicitly. Check current provider duration limits before submission and split/replan coverage if necessary. Never silently drop buffers or truncate source coverage. Existing plans without buffers need explicit reconciliation before new generation.</w:t>
-      </w:r>
-    </w:p>
-    <w:p>
-      <w:pPr>
+        <w:keepNext/>
+        <w:spacing w:after="0"/>
+        <w:rPr>
+          <w:sz w:val="6"/>
+        </w:rPr>
+      </w:pPr>
+    </w:p>
+    <w:p>
+      <w:r>
+        <w:t>Storyboard labels display whole seconds only, never decimals. Choose whole-second generated shot ranges and labelled action/hold boundaries before drawing; reserve sufficient hold so required action is never shortened. Store exact measured audio cues, required edit durations and assembly source_spans separately, including fractional seconds. Label timings and prompt timings refer to the same generated clock; provider syntax such as 00:05.000 may express the same whole-second cut. Record any extra hold introduced by rounding. Do not round the accepted audio or its assembly cues. Check current provider duration limits before submission and split/replan coverage if necessary. Never silently drop buffers or truncate source coverage. Existing plans without buffers need explicit reconciliation before new generation.</w:t>
+      </w:r>
+    </w:p>
+    <w:p>
+      <w:pPr>
+        <w:keepNext/>
         <w:spacing w:after="0"/>
         <w:rPr>
           <w:sz w:val="6"/>
@@ -538,6 +578,7 @@
     </w:p>
     <w:p>
       <w:pPr>
+        <w:keepNext/>
         <w:spacing w:after="0"/>
         <w:rPr>
           <w:sz w:val="6"/>
@@ -551,6 +592,7 @@
     </w:p>
     <w:p>
       <w:pPr>
+        <w:keepNext/>
         <w:spacing w:after="0"/>
         <w:rPr>
           <w:sz w:val="6"/>
@@ -564,6 +606,7 @@
     </w:p>
     <w:p>
       <w:pPr>
+        <w:keepNext/>
         <w:spacing w:after="0"/>
         <w:rPr>
           <w:sz w:val="6"/>
@@ -577,6 +620,7 @@
     </w:p>
     <w:p>
       <w:pPr>
+        <w:keepNext/>
         <w:spacing w:after="0"/>
         <w:rPr>
           <w:sz w:val="6"/>
@@ -590,6 +634,7 @@
     </w:p>
     <w:p>
       <w:pPr>
+        <w:keepNext/>
         <w:spacing w:after="0"/>
         <w:rPr>
           <w:sz w:val="6"/>
@@ -615,6 +660,7 @@
     </w:p>
     <w:p>
       <w:pPr>
+        <w:keepNext/>
         <w:spacing w:after="0"/>
         <w:rPr>
           <w:sz w:val="6"/>
@@ -628,6 +674,7 @@
     </w:p>
     <w:p>
       <w:pPr>
+        <w:keepNext/>
         <w:spacing w:after="0"/>
         <w:rPr>
           <w:sz w:val="6"/>
@@ -653,6 +700,7 @@
     </w:p>
     <w:p>
       <w:pPr>
+        <w:keepNext/>
         <w:spacing w:after="0"/>
         <w:rPr>
           <w:sz w:val="6"/>
@@ -666,6 +714,739 @@
     </w:p>
     <w:p>
       <w:pPr>
+        <w:keepNext/>
+        <w:spacing w:after="0"/>
+        <w:rPr>
+          <w:sz w:val="6"/>
+        </w:rPr>
+      </w:pPr>
+    </w:p>
+    <w:p>
+      <w:pPr>
+        <w:keepNext/>
+        <w:spacing w:after="0"/>
+        <w:rPr>
+          <w:sz w:val="6"/>
+        </w:rPr>
+      </w:pPr>
+    </w:p>
+    <w:p>
+      <w:pPr>
+        <w:keepNext/>
+        <w:spacing w:before="180"/>
+        <w:rPr>
+          <w:b/>
+          <w:sz w:val="24"/>
+        </w:rPr>
+      </w:pPr>
+      <w:r>
+        <w:rPr>
+          <w:b/>
+          <w:sz w:val="24"/>
+        </w:rPr>
+        <w:t># Narration storyboard production</w:t>
+      </w:r>
+    </w:p>
+    <w:p>
+      <w:pPr>
+        <w:keepNext/>
+        <w:spacing w:after="0"/>
+        <w:rPr>
+          <w:sz w:val="6"/>
+        </w:rPr>
+      </w:pPr>
+    </w:p>
+    <w:p>
+      <w:r>
+        <w:t>Narration, filler, establishing and ending coverage use a black-and-white 1x2 or 1x3 storyboard: two or three related shots stacked in one column, in playback order. Each shot is an independent composition illustrating its mapped narration beat. Dialogue retains its clean-scene and accepted reference-audio workflow.</w:t>
+      </w:r>
+    </w:p>
+    <w:p>
+      <w:pPr>
+        <w:keepNext/>
+        <w:spacing w:after="0"/>
+        <w:rPr>
+          <w:sz w:val="6"/>
+        </w:rPr>
+      </w:pPr>
+    </w:p>
+    <w:p>
+      <w:pPr>
+        <w:keepNext/>
+        <w:spacing w:before="180"/>
+        <w:rPr>
+          <w:b/>
+          <w:sz w:val="24"/>
+        </w:rPr>
+      </w:pPr>
+      <w:r>
+        <w:rPr>
+          <w:b/>
+          <w:sz w:val="24"/>
+        </w:rPr>
+        <w:t>## Plan and draw</w:t>
+      </w:r>
+    </w:p>
+    <w:p>
+      <w:pPr>
+        <w:keepNext/>
+        <w:spacing w:after="0"/>
+        <w:rPr>
+          <w:sz w:val="6"/>
+        </w:rPr>
+      </w:pPr>
+    </w:p>
+    <w:p>
+      <w:r>
+        <w:t>Listen to the complete accepted narration and inspect its measured cues before choosing shots. Map every distinct situation, action and B-roll beat to canonical lines, branch facts and an exact audio interval. A 13-second narration with three distinct situations needs coverage of all three; do not stretch one or two generic views over missing beats. Choose two or three panels by semantic coverage and pacing, not duration alone; split into additional boards if needed. Record visual_format=storyboard_1x2 or storyboard_1x3, matching shot_count=2 or 3 and exactly shot_count minus one strictly increasing cut_times values inside the generated interval. Follow [buffered timing and visual review](timing-and-visual-review.md): add 1–2 seconds per shot before drawing, print generated ranges and action/hold durations below every panel, repeat those exact timings and hard cut in the prompt, and save per-shot assembly source_spans. Keep generated duration and required edit duration separate. Check live provider limits and split if needed. Preserve original audio speed and complete source coverage. Split long narration at measured cues.</w:t>
+      </w:r>
+    </w:p>
+    <w:p>
+      <w:pPr>
+        <w:keepNext/>
+        <w:spacing w:after="0"/>
+        <w:rPr>
+          <w:sz w:val="6"/>
+        </w:rPr>
+      </w:pPr>
+    </w:p>
+    <w:p>
+      <w:r>
+        <w:t>Create and inspect only the final-colour identity, environment and prop references required by the visible inventory, following [scene-matched reference selection](reference-bundle.md). Build each storyboard with two or three wide illustrated picture areas at the target video aspect. Preserve the approved design style, identities, proportions, wardrobe, setting and composition in monochrome: black, white and grayscale only, with no colour or tinted accents. Put a white caption strip BELOW each picture containing SHOT number, whole-second time range, CAMERA and ACTION in readable black text. Label backgrounds are always white. Do not add white frames, outer margins or grid gutters around picture areas; the white label strip is the deliberate exception. Describe camera direction, extent and speed and the supported action clearly in the label. Keep the artwork itself free of planning text, arrows, motion symbols and gesture marks. Record picture-area boxes separately from caption strips and sheet boundaries. Captions and saved timings/actions must agree.</w:t>
+      </w:r>
+    </w:p>
+    <w:p>
+      <w:pPr>
+        <w:keepNext/>
+        <w:spacing w:after="0"/>
+        <w:rPr>
+          <w:sz w:val="6"/>
+        </w:rPr>
+      </w:pPr>
+    </w:p>
+    <w:p>
+      <w:r>
+        <w:t>During narration prefer purposeful, source-supported character activity staged in side or three-quarter view, with relaxed closed lips. Do not use back shots or speaking-to-camera poses to avoid lip-sync. Use hands, task details or scenery when those match the narrated beat. Plan restrained, visible, source-supported character action where appropriate. Describe its beginning, movement and settling pose; avoid freezing active characters. For a genuinely quiet shot, use a subtle 3–5 percent push-in or a small pan within established content. Camera movement alone preserves subject and object states. Keep identities, hairstyles, PPE, physical contact, object orientation, scale, weather and lighting consistent with the source. Each shot carries an exact visible cast and object inventory, including zero people for an empty insert.</w:t>
+      </w:r>
+    </w:p>
+    <w:p>
+      <w:pPr>
+        <w:keepNext/>
+        <w:spacing w:after="0"/>
+        <w:rPr>
+          <w:sz w:val="6"/>
+        </w:rPr>
+      </w:pPr>
+    </w:p>
+    <w:p>
+      <w:pPr>
+        <w:keepNext/>
+        <w:spacing w:before="180"/>
+        <w:rPr>
+          <w:b/>
+          <w:sz w:val="24"/>
+        </w:rPr>
+      </w:pPr>
+      <w:r>
+        <w:rPr>
+          <w:b/>
+          <w:sz w:val="24"/>
+        </w:rPr>
+        <w:t>## Inspect then prompt</w:t>
+      </w:r>
+    </w:p>
+    <w:p>
+      <w:pPr>
+        <w:keepNext/>
+        <w:spacing w:after="0"/>
+        <w:rPr>
+          <w:sz w:val="6"/>
+        </w:rPr>
+      </w:pPr>
+    </w:p>
+    <w:p>
+      <w:r>
+        <w:t>Inspect every actual picture and labels against accepted source/audio and identity references before writing the animation prompt. Apply the spatial fidelity checklist, including perspective, depth, supported contact, clearance, front/back faces and occlusion. Repair observed defects and recheck the whole board.</w:t>
+      </w:r>
+    </w:p>
+    <w:p>
+      <w:pPr>
+        <w:keepNext/>
+        <w:spacing w:after="0"/>
+        <w:rPr>
+          <w:sz w:val="6"/>
+        </w:rPr>
+      </w:pPr>
+    </w:p>
+    <w:p>
+      <w:r>
+        <w:t>Select and order attachments using reference-bundle.md: only visible character identities, matching environment, relevant visible prop sheets, then storyboard. Environment-only clips use environment and storyboard; person-free document inserts retain the relevant prop references. For a shared multi-shot request, attach the union of needed references and record visibility per shot. Multiple sheet views supply appearance, not additional cast. Keep a visible gap between adjacent people and clearance for their gestures. Record exact attachment indexes, roles, paths and hashes; rebuild indexes after any change.</w:t>
+      </w:r>
+    </w:p>
+    <w:p>
+      <w:pPr>
+        <w:keepNext/>
+        <w:spacing w:after="0"/>
+        <w:rPr>
+          <w:sz w:val="6"/>
+        </w:rPr>
+      </w:pPr>
+    </w:p>
+    <w:p>
+      <w:r>
+        <w:t>Use the reference template in animation-template.md. Select 2D, 2.5D or 3D animation from the approved colour references; the planning drawing does not change the intended output style. Write affirmative instructions describing the desired result rather than negative-prompt lists. For presentation use: “Render each illustrated scene individually as an edge-to-edge, full-frame colour shot. At the specified time, switch directly to the next fully formed shot using a hard cut. Treat the storyboard layout and caption strips exclusively as production guidance.”</w:t>
+      </w:r>
+    </w:p>
+    <w:p>
+      <w:pPr>
+        <w:keepNext/>
+        <w:spacing w:after="0"/>
+        <w:rPr>
+          <w:sz w:val="6"/>
+        </w:rPr>
+      </w:pPr>
+    </w:p>
+    <w:p>
+      <w:r>
+        <w:t>Write each actual panel as a detailed scene description using [scene preservation](scene-preservation.md), then specify its printed action and camera movement separately with exact timing. Include placement, posture/gaze, physical support, object orientation and background details only where visible. Do not substitute a plot summary or generic instruction to follow the storyboard. Unassigned machinery, gates, cargo and lighting retain their depicted state. In every narration shot explicitly state that visible characters remain silent, with lips completely closed and no speech-like mouth or jaw movement. See animation-template.md for the official per-line rule if generated voiceover is explicitly requested. Prepare a silent visual sequence for the accepted narration added at assembly.</w:t>
+      </w:r>
+    </w:p>
+    <w:p>
+      <w:pPr>
+        <w:keepNext/>
+        <w:spacing w:after="0"/>
+        <w:rPr>
+          <w:sz w:val="6"/>
+        </w:rPr>
+      </w:pPr>
+    </w:p>
+    <w:p>
+      <w:pPr>
+        <w:keepNext/>
+        <w:spacing w:before="180"/>
+        <w:rPr>
+          <w:b/>
+          <w:sz w:val="24"/>
+        </w:rPr>
+      </w:pPr>
+      <w:r>
+        <w:rPr>
+          <w:b/>
+          <w:sz w:val="24"/>
+        </w:rPr>
+        <w:t>## Submit and review</w:t>
+      </w:r>
+    </w:p>
+    <w:p>
+      <w:pPr>
+        <w:keepNext/>
+        <w:spacing w:after="0"/>
+        <w:rPr>
+          <w:sz w:val="6"/>
+        </w:rPr>
+      </w:pPr>
+    </w:p>
+    <w:p>
+      <w:r>
+        <w:t>Upload the inspected board and relevant colour references, verify returned bytes, then submit refs in the recorded order with Ultra quality=true. Keep narration external. Save exact payload, prompt, audio mapping, picture boxes, shot inventory review, upload evidence, intent and provider ID.</w:t>
+      </w:r>
+    </w:p>
+    <w:p>
+      <w:pPr>
+        <w:keepNext/>
+        <w:spacing w:after="0"/>
+        <w:rPr>
+          <w:sz w:val="6"/>
+        </w:rPr>
+      </w:pPr>
+    </w:p>
+    <w:p>
+      <w:r>
+        <w:t>Review the complete video: the planned two or three sequential full-frame shots and every hard cut at its planned time, source-faithful action and consistent identity/geometry. Reject fades, dissolves, overlays, mixed panels, white borders/frames, printed labels or storyboard layout appearing in the output. These are review criteria; generation prompts express the affirmative target above. Inspect all motion and sound; a contact sheet cannot certify the result. Follow Animation Pack's single scene-redesign replacement limit under the same logical clip ID. Preserve original media and paid-job history.</w:t>
+      </w:r>
+    </w:p>
+    <w:p>
+      <w:pPr>
+        <w:keepNext/>
+        <w:spacing w:after="0"/>
+        <w:rPr>
+          <w:sz w:val="6"/>
+        </w:rPr>
+      </w:pPr>
+    </w:p>
+    <w:p>
+      <w:pPr>
+        <w:keepNext/>
+        <w:spacing w:after="0"/>
+        <w:rPr>
+          <w:sz w:val="6"/>
+        </w:rPr>
+      </w:pPr>
+    </w:p>
+    <w:p>
+      <w:pPr>
+        <w:keepNext/>
+        <w:spacing w:before="180"/>
+        <w:rPr>
+          <w:b/>
+          <w:sz w:val="24"/>
+        </w:rPr>
+      </w:pPr>
+      <w:r>
+        <w:rPr>
+          <w:b/>
+          <w:sz w:val="24"/>
+        </w:rPr>
+        <w:t># Storyboard-grounded animation prompts</w:t>
+      </w:r>
+    </w:p>
+    <w:p>
+      <w:pPr>
+        <w:keepNext/>
+        <w:spacing w:after="0"/>
+        <w:rPr>
+          <w:sz w:val="6"/>
+        </w:rPr>
+      </w:pPr>
+    </w:p>
+    <w:p>
+      <w:r>
+        <w:t>Inspect the actual pictures, below-picture labels and accepted audio before writing. Use [scene preservation](scene-preservation.md) for the detailed shot description and [reference selection](reference-bundle.md) for the attachments. Describe the approved composition and action precisely, using affirmative instructions. Omit unrelated stock wording and subjects absent from the shot.</w:t>
+      </w:r>
+    </w:p>
+    <w:p>
+      <w:pPr>
+        <w:keepNext/>
+        <w:spacing w:after="0"/>
+        <w:rPr>
+          <w:sz w:val="6"/>
+        </w:rPr>
+      </w:pPr>
+    </w:p>
+    <w:p>
+      <w:r>
+        <w:t>Discover the live EN2 reference guide before submission. Its current format has six sections in this order: subject_definitions, summary, retention_analysis, detailed_description, overall_soundscape, non_diegetic_music. Historical five-section prompts remain archived; new prompts use the current provider format. If the live contract changes, reconcile the template and validator before submitting.</w:t>
+      </w:r>
+    </w:p>
+    <w:p>
+      <w:pPr>
+        <w:keepNext/>
+        <w:spacing w:after="0"/>
+        <w:rPr>
+          <w:sz w:val="6"/>
+        </w:rPr>
+      </w:pPr>
+    </w:p>
+    <w:p>
+      <w:pPr>
+        <w:keepNext/>
+        <w:spacing w:before="180"/>
+        <w:rPr>
+          <w:b/>
+          <w:sz w:val="24"/>
+        </w:rPr>
+      </w:pPr>
+      <w:r>
+        <w:rPr>
+          <w:b/>
+          <w:sz w:val="24"/>
+        </w:rPr>
+        <w:t>## Reference definitions</w:t>
+      </w:r>
+    </w:p>
+    <w:p>
+      <w:pPr>
+        <w:keepNext/>
+        <w:spacing w:after="0"/>
+        <w:rPr>
+          <w:sz w:val="6"/>
+        </w:rPr>
+      </w:pPr>
+    </w:p>
+    <w:p>
+      <w:r>
+        <w:t>Define reusable identities, environments and props as &lt;Subject N&gt; sourced from their actual &lt;Picture N&gt;. Give the storyboard or clean scene its own &lt;Picture N&gt; entry as the composition anchor. Use &lt;Audio N&gt; for accepted dialogue recordings. Number each label category consistently and rebuild indexes after attachments change. Define only selected references; save filenames, hashes, upload names and per-shot visibility outside the prompt.</w:t>
+      </w:r>
+    </w:p>
+    <w:p>
+      <w:pPr>
+        <w:keepNext/>
+        <w:spacing w:after="0"/>
+        <w:rPr>
+          <w:sz w:val="6"/>
+        </w:rPr>
+      </w:pPr>
+    </w:p>
+    <w:p>
+      <w:r>
+        <w:t>For narration, explicitly map the storyboard pictures in top-to-bottom order to Shot 1, Shot 2 and, for 1x3, Shot 3. Asset sheets supply appearance; the storyboard supplies composition, visible inventory, shot order and the printed action/camera/timing plan. Final footage presents each picture as one edge-to-edge colour shot. The board layout and caption strips remain production guidance.</w:t>
+      </w:r>
+    </w:p>
+    <w:p>
+      <w:pPr>
+        <w:keepNext/>
+        <w:spacing w:after="0"/>
+        <w:rPr>
+          <w:sz w:val="6"/>
+        </w:rPr>
+      </w:pPr>
+    </w:p>
+    <w:p>
+      <w:pPr>
+        <w:keepNext/>
+        <w:spacing w:before="180"/>
+        <w:rPr>
+          <w:b/>
+          <w:sz w:val="24"/>
+        </w:rPr>
+      </w:pPr>
+      <w:r>
+        <w:rPr>
+          <w:b/>
+          <w:sz w:val="24"/>
+        </w:rPr>
+        <w:t>## Narration structure</w:t>
+      </w:r>
+    </w:p>
+    <w:p>
+      <w:pPr>
+        <w:keepNext/>
+        <w:spacing w:after="0"/>
+        <w:rPr>
+          <w:sz w:val="6"/>
+        </w:rPr>
+      </w:pPr>
+    </w:p>
+    <w:p>
+      <w:r>
+        <w:t>Use the official [MiniMax H3 reference guide](https://huggingface.co/MiniMaxAI/MiniMax-H3/blob/main/docs/VIDEO_PROMPT_WRITING_GUIDE_ref_en.md) for the six-section reference structure and its shared [base guide speaker rules](https://huggingface.co/MiniMaxAI/MiniMax-H3/blob/main/docs/VIDEO_PROMPT_WRITING_GUIDE_base_en.md#44-speakers-dialogue-and-singing) for voiceover. Default narration remains external: do not put narration speech or audio into a silent EN2 render. In each shot name the visible characters and state that they stay silent, lips completely closed, with no speech-like mouth/jaw movement. Silent characters get no speaker ID.</w:t>
+      </w:r>
+    </w:p>
+    <w:p>
+      <w:pPr>
+        <w:keepNext/>
+        <w:spacing w:after="0"/>
+        <w:rPr>
+          <w:sz w:val="6"/>
+        </w:rPr>
+      </w:pPr>
+    </w:p>
+    <w:p>
+      <w:r>
+        <w:t>Only when generated voiceover is explicitly requested, use `says in an off-screen voiceover` for every line. Put only the language tag and exact spoken words inside `&lt;d&gt;...&lt;/d&gt;`; put speaker description, stable ID, action and delivery outside. Immediately after every voiceover block state that each visible character's lips remain completely closed. Describe the vocal identity on first use and retain its ID across shots. For speech crossing a cut, put `&lt;scenetrans&gt;` at both connecting points and state that it continues seamlessly. Preserve the complete script; do not impose a word-count cap. Keep speech out of overall_soundscape. The official guide specifies `non_diegetic_music: N/A` for no music. If prompt rewriting is used, inspect the rewritten result for these per-line constraints.</w:t>
+      </w:r>
+    </w:p>
+    <w:p>
+      <w:pPr>
+        <w:keepNext/>
+        <w:spacing w:after="0"/>
+        <w:rPr>
+          <w:sz w:val="6"/>
+        </w:rPr>
+      </w:pPr>
+    </w:p>
+    <w:p>
+      <w:r>
+        <w:t>The following two-shot example also supports three shots: map the third picture, add its full shot description and second timed hard cut, and update all counts and retention entries.</w:t>
+      </w:r>
+    </w:p>
+    <w:p>
+      <w:pPr>
+        <w:keepNext/>
+        <w:spacing w:after="0"/>
+        <w:rPr>
+          <w:sz w:val="6"/>
+        </w:rPr>
+      </w:pPr>
+    </w:p>
+    <w:p>
+      <w:r>
+        <w:t>Replace the placeholders with inspected scene facts and measured timing. Definitions and indexes vary with the selected bundle; an environment-only sequence has no character or prop-sheet definitions.</w:t>
+      </w:r>
+    </w:p>
+    <w:p>
+      <w:pPr>
+        <w:keepNext/>
+        <w:spacing w:after="0"/>
+        <w:rPr>
+          <w:sz w:val="6"/>
+        </w:rPr>
+      </w:pPr>
+    </w:p>
+    <w:p>
+      <w:r>
+        <w:t>```text</w:t>
+      </w:r>
+    </w:p>
+    <w:p>
+      <w:r>
+        <w:t>subject_definitions:</w:t>
+      </w:r>
+    </w:p>
+    <w:p>
+      <w:r>
+        <w:t>[Define only visible identities and relevant environment/prop subjects from the actual images.]</w:t>
+      </w:r>
+    </w:p>
+    <w:p>
+      <w:r>
+        <w:t>&lt;Picture N&gt; is the inspected two-shot storyboard. The upper picture defines Shot 1 and the lower picture defines Shot 2, including composition, visible inventory and printed CAMERA/ACTION/timing instructions.</w:t>
+      </w:r>
+    </w:p>
+    <w:p>
+      <w:pPr>
+        <w:keepNext/>
+        <w:spacing w:after="0"/>
+        <w:rPr>
+          <w:sz w:val="6"/>
+        </w:rPr>
+      </w:pPr>
+    </w:p>
+    <w:p>
+      <w:r>
+        <w:t>summary:</w:t>
+      </w:r>
+    </w:p>
+    <w:p>
+      <w:r>
+        <w:t>[reference generation] [Duration]-second [2D, 2.5D or 3D] sequence showing [source-supported scene]. Two full-frame colour shots follow &lt;Picture N&gt;, with one hard cut at [cut time].</w:t>
+      </w:r>
+    </w:p>
+    <w:p>
+      <w:pPr>
+        <w:keepNext/>
+        <w:spacing w:after="0"/>
+        <w:rPr>
+          <w:sz w:val="6"/>
+        </w:rPr>
+      </w:pPr>
+    </w:p>
+    <w:p>
+      <w:r>
+        <w:t>retention_analysis:</w:t>
+      </w:r>
+    </w:p>
+    <w:p>
+      <w:r>
+        <w:t>[For each selected Subject, state its assigned appearance role and the shots where it is visible.]</w:t>
+      </w:r>
+    </w:p>
+    <w:p>
+      <w:r>
+        <w:t>&lt;Picture N&gt;: fully_preserved - preserve the two compositions, visible inventories, spatial relationships and planned actions. Render one edge-to-edge colour scene at a time; the sheet layout and captions serve only as production guidance.</w:t>
+      </w:r>
+    </w:p>
+    <w:p>
+      <w:pPr>
+        <w:keepNext/>
+        <w:spacing w:after="0"/>
+        <w:rPr>
+          <w:sz w:val="6"/>
+        </w:rPr>
+      </w:pPr>
+    </w:p>
+    <w:p>
+      <w:r>
+        <w:t>detailed_description:</w:t>
+      </w:r>
+    </w:p>
+    <w:p>
+      <w:r>
+        <w:t>[Animation style, colours, materials, depth and lighting from the inspected colour references.]</w:t>
+      </w:r>
+    </w:p>
+    <w:p>
+      <w:r>
+        <w:t>[Shot 1] [Generated range.] [Detailed upper-picture composition: visible cast, positions, expression/pose/gaze, props and support/orientation, background and camera side.] ACTION [interval]: [exact supported movement from the label, starting state and final pose]. CAMERA: [printed move and extent, or static]. BUFFER [interval]: [settled state]. [Scene-specific relationships that remain unchanged. Explicitly name every visible character whose lips stay completely closed; no speaking or lip-sync.]</w:t>
+      </w:r>
+    </w:p>
+    <w:p>
+      <w:r>
+        <w:t>[Shot 2] At [MM:SS.mmm], hard cut to [generated range and detailed lower-picture composition]. ACTION [interval]: [labelled movement and final pose]. CAMERA: [printed instruction]. BUFFER [interval]: [settled state]. [Continuity with Shot 1 and any explicit final provider-rounding hold. Repeat the visible-character silence and closed-lips rule.]</w:t>
+      </w:r>
+    </w:p>
+    <w:p>
+      <w:pPr>
+        <w:keepNext/>
+        <w:spacing w:after="0"/>
+        <w:rPr>
+          <w:sz w:val="6"/>
+        </w:rPr>
+      </w:pPr>
+    </w:p>
+    <w:p>
+      <w:r>
+        <w:t>overall_soundscape:</w:t>
+      </w:r>
+    </w:p>
+    <w:p>
+      <w:r>
+        <w:t>Silent visual sequence; approved original narration is added during assembly.</w:t>
+      </w:r>
+    </w:p>
+    <w:p>
+      <w:pPr>
+        <w:keepNext/>
+        <w:spacing w:after="0"/>
+        <w:rPr>
+          <w:sz w:val="6"/>
+        </w:rPr>
+      </w:pPr>
+    </w:p>
+    <w:p>
+      <w:r>
+        <w:t>non_diegetic_music:</w:t>
+      </w:r>
+    </w:p>
+    <w:p>
+      <w:r>
+        <w:t>N/A</w:t>
+      </w:r>
+    </w:p>
+    <w:p>
+      <w:r>
+        <w:t>```</w:t>
+      </w:r>
+    </w:p>
+    <w:p>
+      <w:pPr>
+        <w:keepNext/>
+        <w:spacing w:after="0"/>
+        <w:rPr>
+          <w:sz w:val="6"/>
+        </w:rPr>
+      </w:pPr>
+    </w:p>
+    <w:p>
+      <w:r>
+        <w:t>State concrete observable motion. For a camera-only document insert, the camera reveals the existing rows while papers remain supported and unchanged. For an environment-only pond shot, describe the pictured shore, water level, inlet, steps and light, then the labelled ripples or trickle and camera movement. Do not introduce activity merely to fill time.</w:t>
+      </w:r>
+    </w:p>
+    <w:p>
+      <w:pPr>
+        <w:keepNext/>
+        <w:spacing w:after="0"/>
+        <w:rPr>
+          <w:sz w:val="6"/>
+        </w:rPr>
+      </w:pPr>
+    </w:p>
+    <w:p>
+      <w:r>
+        <w:t>For an eight-second example with three seconds of required action per shot and one-second buffers: Shot 1 action 0–3, hold 3–4; hard cut at 4; Shot 2 action 4–7, hold 7–8. Print those same ranges below the pictures. Assembly source_spans [[0,3],[4,7]] retain six seconds without stretching narration. Follow the [timing contract](timing-and-visual-review.md).</w:t>
+      </w:r>
+    </w:p>
+    <w:p>
+      <w:pPr>
+        <w:keepNext/>
+        <w:spacing w:after="0"/>
+        <w:rPr>
+          <w:sz w:val="6"/>
+        </w:rPr>
+      </w:pPr>
+    </w:p>
+    <w:p>
+      <w:pPr>
+        <w:keepNext/>
+        <w:spacing w:before="180"/>
+        <w:rPr>
+          <w:b/>
+          <w:sz w:val="24"/>
+        </w:rPr>
+      </w:pPr>
+      <w:r>
+        <w:rPr>
+          <w:b/>
+          <w:sz w:val="24"/>
+        </w:rPr>
+        <w:t>## Dialogue adaptation</w:t>
+      </w:r>
+    </w:p>
+    <w:p>
+      <w:pPr>
+        <w:keepNext/>
+        <w:spacing w:after="0"/>
+        <w:rPr>
+          <w:sz w:val="6"/>
+        </w:rPr>
+      </w:pPr>
+    </w:p>
+    <w:p>
+      <w:r>
+        <w:t>Use the same six sections, with the inspected clean scene as the composition anchor and the accepted speech as reference audio. Describe the actual visible participants, their separate positions and hand/prop contacts. The single-shot or approved multi-shot description preserves the complete turn, expression, listener response and camera plan. Do not impose a static camera when the approved scene plan specifies a move.</w:t>
+      </w:r>
+    </w:p>
+    <w:p>
+      <w:pPr>
+        <w:keepNext/>
+        <w:spacing w:after="0"/>
+        <w:rPr>
+          <w:sz w:val="6"/>
+        </w:rPr>
+      </w:pPr>
+    </w:p>
+    <w:p>
+      <w:r>
+        <w:t>Assign speaker IDs in order of actual vocal events. An example binding is: `&lt;Audio 1&gt; is the approved speech for &lt;Subject 1&gt; (S1).` In detailed_description use `&lt;Subject 1&gt; (S1) says, &lt;d&gt;[English] Exact approved words.&lt;/d&gt;`, keeping the original language and all source words. Preserve source-required off-screen speech without adding an unseen person to the image bundle.</w:t>
+      </w:r>
+    </w:p>
+    <w:p>
+      <w:pPr>
+        <w:keepNext/>
+        <w:spacing w:after="0"/>
+        <w:rPr>
+          <w:sz w:val="6"/>
+        </w:rPr>
+      </w:pPr>
+    </w:p>
+    <w:p>
+      <w:r>
+        <w:t>For complete accepted audio reuse, begin summary with `[reference generation + audio reuse]` and use the audio retention marker `fully_copy`; preserve the recording from its beginning, including pauses and its final utterance, at original speed. Use `partially_copy` or `reference` only when that is the actual approved audio relationship. Visible reference roles use the provider's visual markers such as `fully_preserved`; do not apply visual retention markers to audio. overall_soundscape describes the approved sound layers; non_diegetic_music states N/A unless a score is explicitly planned.</w:t>
+      </w:r>
+    </w:p>
+    <w:p>
+      <w:pPr>
+        <w:keepNext/>
+        <w:spacing w:after="0"/>
+        <w:rPr>
+          <w:sz w:val="6"/>
+        </w:rPr>
+      </w:pPr>
+    </w:p>
+    <w:p>
+      <w:pPr>
+        <w:keepNext/>
+        <w:spacing w:before="180"/>
+        <w:rPr>
+          <w:b/>
+          <w:sz w:val="24"/>
+        </w:rPr>
+      </w:pPr>
+      <w:r>
+        <w:rPr>
+          <w:b/>
+          <w:sz w:val="24"/>
+        </w:rPr>
+        <w:t>## Preflight</w:t>
+      </w:r>
+    </w:p>
+    <w:p>
+      <w:pPr>
+        <w:keepNext/>
+        <w:spacing w:after="0"/>
+        <w:rPr>
+          <w:sz w:val="6"/>
+        </w:rPr>
+      </w:pPr>
+    </w:p>
+    <w:p>
+      <w:r>
+        <w:t>Compare every written shot description, visible subject, object, movement, contact, camera instruction and timing against the corresponding actual picture and labels. Record shot_inventory_match with image hashes and observations. Check complete accepted speech and speaker mapping for dialogue. Follow [submission](en2-submission.md) for payloads and provider limits. Prompt detail and structural validation cannot replace complete rendered-picture and sound review.</w:t>
+      </w:r>
+    </w:p>
+    <w:p>
+      <w:pPr>
+        <w:keepNext/>
         <w:spacing w:after="0"/>
         <w:rPr>
           <w:sz w:val="6"/>
@@ -1276,7 +2057,7 @@
     <w:link w:val="TitleChar"/>
     <w:uiPriority w:val="10"/>
     <w:qFormat/>
-    <w:rsid w:val="00B239F3"/>
+    <w:rsid w:val="00217101"/>
     <w:pPr>
       <w:spacing w:after="0"/>
       <w:contextualSpacing/>
@@ -1295,7 +2076,7 @@
     <w:basedOn w:val="DefaultParagraphFont"/>
     <w:link w:val="Title"/>
     <w:uiPriority w:val="10"/>
-    <w:rsid w:val="00B239F3"/>
+    <w:rsid w:val="00217101"/>
     <w:rPr>
       <w:rFonts w:asciiTheme="majorHAnsi" w:eastAsiaTheme="majorEastAsia" w:hAnsiTheme="majorHAnsi" w:cstheme="majorBidi"/>
       <w:spacing w:val="-10"/>
@@ -1310,7 +2091,7 @@
     <w:link w:val="HeaderChar"/>
     <w:uiPriority w:val="99"/>
     <w:unhideWhenUsed/>
-    <w:rsid w:val="00B239F3"/>
+    <w:rsid w:val="00217101"/>
     <w:pPr>
       <w:tabs>
         <w:tab w:val="center" w:pos="4513"/>
@@ -1324,7 +2105,7 @@
     <w:basedOn w:val="DefaultParagraphFont"/>
     <w:link w:val="Header"/>
     <w:uiPriority w:val="99"/>
-    <w:rsid w:val="00B239F3"/>
+    <w:rsid w:val="00217101"/>
     <w:rPr>
       <w:rFonts w:ascii="Arial" w:hAnsi="Arial" w:cs="Arial"/>
       <w:color w:val="000000"/>
@@ -1337,7 +2118,7 @@
     <w:link w:val="FooterChar"/>
     <w:uiPriority w:val="99"/>
     <w:unhideWhenUsed/>
-    <w:rsid w:val="00B239F3"/>
+    <w:rsid w:val="00217101"/>
     <w:pPr>
       <w:tabs>
         <w:tab w:val="center" w:pos="4513"/>
@@ -1351,7 +2132,7 @@
     <w:basedOn w:val="DefaultParagraphFont"/>
     <w:link w:val="Footer"/>
     <w:uiPriority w:val="99"/>
-    <w:rsid w:val="00B239F3"/>
+    <w:rsid w:val="00217101"/>
     <w:rPr>
       <w:rFonts w:ascii="Arial" w:hAnsi="Arial" w:cs="Arial"/>
       <w:color w:val="000000"/>

--- a/docs/skill-documents/starling-animation-pack.docx
+++ b/docs/skill-documents/starling-animation-pack.docx
@@ -45,7 +45,7 @@
         <w:rPr>
           <w:sz w:val="16"/>
         </w:rPr>
-        <w:t>Snapshot 21 October 2026</w:t>
+        <w:t>Snapshot 30 October 2026</w:t>
       </w:r>
     </w:p>
     <w:p>
@@ -58,7 +58,7 @@
         <w:rPr>
           <w:sz w:val="16"/>
         </w:rPr>
-        <w:t>Original file: D:\Emergent Narrative\en2 website\.work-starling-update\starling-animation-pack\SKILL.md</w:t>
+        <w:t>Original file: C:\Users\darsh\Downloads\roleplay\github\starling-automation\starling-animation-pack\SKILL.md</w:t>
       </w:r>
     </w:p>
     <w:p>
@@ -71,7 +71,7 @@
         <w:rPr>
           <w:sz w:val="16"/>
         </w:rPr>
-        <w:t>SHA256: f2b2378bb2a3dd3da97b3d0b74207c219cc684366a82052985c129ca247c2476</w:t>
+        <w:t>SHA256: 0c2b6de85c4896d0d9f38d3d65d8a883dd49b07d5d4d66f893c150ba21424f88</w:t>
       </w:r>
     </w:p>
     <w:p>
@@ -263,7 +263,21 @@
     </w:p>
     <w:p>
       <w:r>
-        <w:t>Inspect all actual pictures and below-picture labels of every approved narration storyboard or the clean dialogue scene, relevant assets and accepted audio/cues. Verify Director/Cinematography and spatial findings. Use the [reference template](references/animation-template.md) for both routes and [narration storyboard production](references/narration-pairs.md) for narration layout, reference order and presentation. Write each actual panel in detail using [scene preservation](references/scene-preservation.md): visible cast, positions, posture/gaze, objects and support/orientation, background, labelled action, camera and measured timing. Save a per-shot visible inventory and ordered reference map; compare that description with the picture and labels to record shot_inventory_match. A narration board defines two or three related shots with one or two timed hard cuts. Select only visible character identities and relevant props under the shared reference-selection contract; environment-only clips use the environment and storyboard. Describe one edge-to-edge colour scene at a time; caption strips and layout serve exclusively as production guidance. Write affirmative target instructions. Keep original narration outside EN2; dialogue uses accepted speech with speaker/turn mapping.</w:t>
+        <w:t>Inspect all actual pictures and below-picture labels of every approved narration storyboard or the clean dialogue scene, relevant assets and accepted audio/cues. Verify Director/Cinematography and spatial findings. Use the [reference template](references/animation-template.md) for both routes and [narration storyboard production](references/narration-pairs.md) for narration layout, reference order and presentation. Write each actual panel in detail using [scene preservation](references/scene-preservation.md): visible cast, positions, posture/gaze, objects and support/orientation, background, labelled action, camera and measured timing. Save a per-shot visible inventory and ordered reference map; compare that description with the picture and labels to record shot_inventory_match. Every narration clip requires an approved labelled 1x2 or 1x3 storyboard; a single full-frame narration scene is invalid. Each timed panel has a recorded semantic purpose while continuity across panels and adjacent dialogue is preserved. Select only visible character identities and relevant props under the shared reference-selection contract; environment-only clips use the environment and storyboard. Describe one edge-to-edge colour scene at a time; caption strips and layout serve exclusively as production guidance. Write affirmative target instructions. Keep original narration outside EN2; dialogue uses exactly one approved clean-scene ref plus accepted speech with speaker/turn mapping.</w:t>
+      </w:r>
+    </w:p>
+    <w:p>
+      <w:pPr>
+        <w:keepNext/>
+        <w:spacing w:after="0"/>
+        <w:rPr>
+          <w:sz w:val="6"/>
+        </w:rPr>
+      </w:pPr>
+    </w:p>
+    <w:p>
+      <w:r>
+        <w:t>Reference transport is Drive-backed under confirmed `darshan@en2.ai`: preserve originals, record Drive file IDs/fetchable URLs/hashes and EN2 upload names, then visually compare each returned upload before paid submission. New production uses approved scene/storyboard references rather than extracted video frames.</w:t>
       </w:r>
     </w:p>
     <w:p>
@@ -758,7 +772,7 @@
     </w:p>
     <w:p>
       <w:r>
-        <w:t>Narration, filler, establishing and ending coverage use a black-and-white 1x2 or 1x3 storyboard: two or three related shots stacked in one column, in playback order. Each shot is an independent composition illustrating its mapped narration beat. Dialogue retains its clean-scene and accepted reference-audio workflow.</w:t>
+        <w:t>Narration always uses the mandatory storyboard method: a labelled black-and-white 1x2 or 1x3 storyboard with two or three related shots. A single full-frame narration scene is not a valid substitute. Dialogue retains its clean-scene and accepted reference-audio workflow. Speech-free filler, establishing and ending coverage may use one approved full-frame scene only when it contains no narration; when narration is present, the storyboard rule applies.</w:t>
       </w:r>
     </w:p>
     <w:p>
@@ -798,6 +812,62 @@
     </w:p>
     <w:p>
       <w:r>
+        <w:t>For every narration clip, choose two or three storyboard panels by semantic coverage and pacing. Each panel must carry a distinct, source-supported part of the narrated beat: progression of the same action, a meaningful change in expression or blocking, important evidence/object, environment detail, or a supported location/time change. Preserve one continuous scene when the script stays in one location; storyboard panels may vary framing or advance supported action without resetting geography. Do not introduce an unsupported human subject, portrait, reaction, prop or location. Record `visual_format=storyboard_1x2` or `storyboard_1x3`, `shot_count=2` or `3`, and exactly shot_count minus one strictly increasing cut times. `visual_format=narration_scene`, `shot_count=1` and `cut_times=[]` are invalid for narration.</w:t>
+      </w:r>
+    </w:p>
+    <w:p>
+      <w:pPr>
+        <w:keepNext/>
+        <w:spacing w:after="0"/>
+        <w:rPr>
+          <w:sz w:val="6"/>
+        </w:rPr>
+      </w:pPr>
+    </w:p>
+    <w:p>
+      <w:r>
+        <w:t>Do not fill the required storyboard with arbitrary duplicate frames. When narration remains in one conversation scene, use source-supported progression within the same camera axis: an establishing or shared composition followed by a meaningful expression, gesture, prop-state or blocking development. A detail insert is justified only when the narration supports that evidence and it is composed as a clear insert rather than a resized duplicate. Preserve the same scene master throughout.</w:t>
+      </w:r>
+    </w:p>
+    <w:p>
+      <w:pPr>
+        <w:keepNext/>
+        <w:spacing w:after="0"/>
+        <w:rPr>
+          <w:sz w:val="6"/>
+        </w:rPr>
+      </w:pPr>
+    </w:p>
+    <w:p>
+      <w:r>
+        <w:t>Build related panels from an approved scene master. Preserve the camera axis, seating orientation, character screen sides, furniture scale, background landmarks, prop state and lighting across cuts. Reject hallucinated furniture growth, flipped seating, moved doors/windows, impossible contact or inconsistent table orientation before animation.</w:t>
+      </w:r>
+    </w:p>
+    <w:p>
+      <w:pPr>
+        <w:keepNext/>
+        <w:spacing w:after="0"/>
+        <w:rPr>
+          <w:sz w:val="6"/>
+        </w:rPr>
+      </w:pPr>
+    </w:p>
+    <w:p>
+      <w:r>
+        <w:t>For narration immediately before dialogue, treat the final narration panel and clean dialogue scene as one continuity handoff so the cut into lip-synced dialogue is continuous. The final panel shows the upcoming speakers, lips closed, in their dialogue positions and shares the same scene master, environment/time, lighting, camera axis, furniture/prop state and recorded character positions. Inspect them side by side. Earlier panels may cover other supported beats that lead into that scene. For narration immediately after dialogue, use the storyboard mainly for source-supported B-roll and subject action that justify the narrated scene; no handoff with the preceding dialogue scene is required, but identities, style and time of day stay consistent and a panel that returns to the dialogue location keeps its geography. Narration between two dialogues follows the after-dialogue rule at its start and the before-dialogue handoff at its final panel. Opening and ending narration use the normal storyboard method driven by the accepted narration audio.</w:t>
+      </w:r>
+    </w:p>
+    <w:p>
+      <w:pPr>
+        <w:keepNext/>
+        <w:spacing w:after="0"/>
+        <w:rPr>
+          <w:sz w:val="6"/>
+        </w:rPr>
+      </w:pPr>
+    </w:p>
+    <w:p>
+      <w:r>
         <w:t>Listen to the complete accepted narration and inspect its measured cues before choosing shots. Map every distinct situation, action and B-roll beat to canonical lines, branch facts and an exact audio interval. A 13-second narration with three distinct situations needs coverage of all three; do not stretch one or two generic views over missing beats. Choose two or three panels by semantic coverage and pacing, not duration alone; split into additional boards if needed. Record visual_format=storyboard_1x2 or storyboard_1x3, matching shot_count=2 or 3 and exactly shot_count minus one strictly increasing cut_times values inside the generated interval. Follow [buffered timing and visual review](timing-and-visual-review.md): add 1–2 seconds per shot before drawing, print generated ranges and action/hold durations below every panel, repeat those exact timings and hard cut in the prompt, and save per-shot assembly source_spans. Keep generated duration and required edit duration separate. Check live provider limits and split if needed. Preserve original audio speed and complete source coverage. Split long narration at measured cues.</w:t>
       </w:r>
     </w:p>
@@ -935,6 +1005,20 @@
           <w:sz w:val="24"/>
         </w:rPr>
         <w:t>## Submit and review</w:t>
+      </w:r>
+    </w:p>
+    <w:p>
+      <w:pPr>
+        <w:keepNext/>
+        <w:spacing w:after="0"/>
+        <w:rPr>
+          <w:sz w:val="6"/>
+        </w:rPr>
+      </w:pPr>
+    </w:p>
+    <w:p>
+      <w:r>
+        <w:t>Upload the inspected scene/board and relevant colour references from their recorded Google Drive URLs, verify the returned image visually, then submit EN2 upload names in the recorded role order. A Drive preview webpage is not a valid image upload.</w:t>
       </w:r>
     </w:p>
     <w:p>
@@ -2057,7 +2141,7 @@
     <w:link w:val="TitleChar"/>
     <w:uiPriority w:val="10"/>
     <w:qFormat/>
-    <w:rsid w:val="00217101"/>
+    <w:rsid w:val="00D2371E"/>
     <w:pPr>
       <w:spacing w:after="0"/>
       <w:contextualSpacing/>
@@ -2076,7 +2160,7 @@
     <w:basedOn w:val="DefaultParagraphFont"/>
     <w:link w:val="Title"/>
     <w:uiPriority w:val="10"/>
-    <w:rsid w:val="00217101"/>
+    <w:rsid w:val="00D2371E"/>
     <w:rPr>
       <w:rFonts w:asciiTheme="majorHAnsi" w:eastAsiaTheme="majorEastAsia" w:hAnsiTheme="majorHAnsi" w:cstheme="majorBidi"/>
       <w:spacing w:val="-10"/>
@@ -2091,7 +2175,7 @@
     <w:link w:val="HeaderChar"/>
     <w:uiPriority w:val="99"/>
     <w:unhideWhenUsed/>
-    <w:rsid w:val="00217101"/>
+    <w:rsid w:val="00D2371E"/>
     <w:pPr>
       <w:tabs>
         <w:tab w:val="center" w:pos="4513"/>
@@ -2105,7 +2189,7 @@
     <w:basedOn w:val="DefaultParagraphFont"/>
     <w:link w:val="Header"/>
     <w:uiPriority w:val="99"/>
-    <w:rsid w:val="00217101"/>
+    <w:rsid w:val="00D2371E"/>
     <w:rPr>
       <w:rFonts w:ascii="Arial" w:hAnsi="Arial" w:cs="Arial"/>
       <w:color w:val="000000"/>
@@ -2118,7 +2202,7 @@
     <w:link w:val="FooterChar"/>
     <w:uiPriority w:val="99"/>
     <w:unhideWhenUsed/>
-    <w:rsid w:val="00217101"/>
+    <w:rsid w:val="00D2371E"/>
     <w:pPr>
       <w:tabs>
         <w:tab w:val="center" w:pos="4513"/>
@@ -2132,7 +2216,7 @@
     <w:basedOn w:val="DefaultParagraphFont"/>
     <w:link w:val="Footer"/>
     <w:uiPriority w:val="99"/>
-    <w:rsid w:val="00217101"/>
+    <w:rsid w:val="00D2371E"/>
     <w:rPr>
       <w:rFonts w:ascii="Arial" w:hAnsi="Arial" w:cs="Arial"/>
       <w:color w:val="000000"/>

--- a/docs/skill-documents/starling-animation-pack.docx
+++ b/docs/skill-documents/starling-animation-pack.docx
@@ -45,7 +45,7 @@
         <w:rPr>
           <w:sz w:val="16"/>
         </w:rPr>
-        <w:t>Snapshot 30 October 2026</w:t>
+        <w:t>Snapshot 31 October 2026</w:t>
       </w:r>
     </w:p>
     <w:p>
@@ -71,7 +71,7 @@
         <w:rPr>
           <w:sz w:val="16"/>
         </w:rPr>
-        <w:t>SHA256: 0c2b6de85c4896d0d9f38d3d65d8a883dd49b07d5d4d66f893c150ba21424f88</w:t>
+        <w:t>SHA256: b2415dd21ece245b1000aeb19e1780ee7ec2e10615cbc958e5b45b9fc4a59587</w:t>
       </w:r>
     </w:p>
     <w:p>
@@ -235,6 +235,20 @@
     </w:p>
     <w:p>
       <w:r>
+        <w:t>Dialogue camera is a hard lock: every spoken line uses a pixel-locked static tripod for its entire duration, with zero pan, tilt, zoom, push/pull, dolly, track, orbit, crane, handheld/stabilization drift, automatic recentering/reframing or focal-length change. Only facial/lip motion, blinking, breathing and restrained source-supported gestures may move. Any camera movement or reframing is a blocking failure even when identity and lip-sync are correct.</w:t>
+      </w:r>
+    </w:p>
+    <w:p>
+      <w:pPr>
+        <w:keepNext/>
+        <w:spacing w:after="0"/>
+        <w:rPr>
+          <w:sz w:val="6"/>
+        </w:rPr>
+      </w:pPr>
+    </w:p>
+    <w:p>
+      <w:r>
         <w:t>Inspect the approved visuals and explicitly name the matching animation style in each prompt: 2D animation for flat drawn artwork, 2.5D animation for layered illustrated artwork with depth, or 3D animation for volumetric rendered artwork. Choose one based on the actual images; preserve their outlines, shading, materials and depth rather than converting their style. Put this in detailed_description. Style wording does not guarantee artifact-free motion.</w:t>
       </w:r>
     </w:p>
@@ -331,6 +345,20 @@
     </w:p>
     <w:p>
       <w:r>
+        <w:t>Compare every narration shot to its corresponding storyboard panel as the full composition authority, including the final shot. Appearance sheets provide identity/material only and must never become rendered scenes. Reject sheet, turnaround, neutral-background group or prop-plate leakage, missing environments, wrong shot order and final-panel substitution.</w:t>
+      </w:r>
+    </w:p>
+    <w:p>
+      <w:pPr>
+        <w:keepNext/>
+        <w:spacing w:after="0"/>
+        <w:rPr>
+          <w:sz w:val="6"/>
+        </w:rPr>
+      </w:pPr>
+    </w:p>
+    <w:p>
+      <w:r>
         <w:t>Submit all preflight-approved clips once in an ordered pass respecting provider capacity. Record intents before tool calls and actual job IDs immediately afterward. Reconcile uncertain outcomes and existing jobs before retrying. Collect completed outputs and account for pending/failed jobs. Immediately hand each downloaded output to Verification with Director/Cinematography for complete visual review and required sound checks; technical decode and sampled sheets do not certify quality.</w:t>
       </w:r>
     </w:p>
@@ -936,6 +964,20 @@
     </w:p>
     <w:p>
       <w:r>
+        <w:t>The storyboard is the per-shot composition authority; sheets provide identity and material only and must never become shots. Each generated shot reproduces its corresponding panel's full environment, blocking, relative depth and visible inventory. The last generated shot must match the final storyboard panel, never a neutral-background group, turnaround or sheet.</w:t>
+      </w:r>
+    </w:p>
+    <w:p>
+      <w:pPr>
+        <w:keepNext/>
+        <w:spacing w:after="0"/>
+        <w:rPr>
+          <w:sz w:val="6"/>
+        </w:rPr>
+      </w:pPr>
+    </w:p>
+    <w:p>
+      <w:r>
         <w:t>Inspect every actual picture and labels against accepted source/audio and identity references before writing the animation prompt. Apply the spatial fidelity checklist, including perspective, depth, supported contact, clearance, front/back faces and occlusion. Repair observed defects and recheck the whole board.</w:t>
       </w:r>
     </w:p>
@@ -1018,6 +1060,20 @@
     </w:p>
     <w:p>
       <w:r>
+        <w:t>Review panel by panel. Missing environment, wrong shot order, sheet/turnaround/neutral-background group/prop-plate leakage, or substitution of the final panel is a blocking failure.</w:t>
+      </w:r>
+    </w:p>
+    <w:p>
+      <w:pPr>
+        <w:keepNext/>
+        <w:spacing w:after="0"/>
+        <w:rPr>
+          <w:sz w:val="6"/>
+        </w:rPr>
+      </w:pPr>
+    </w:p>
+    <w:p>
+      <w:r>
         <w:t>Upload the inspected scene/board and relevant colour references from their recorded Google Drive URLs, verify the returned image visually, then submit EN2 upload names in the recorded role order. A Drive preview webpage is not a valid image upload.</w:t>
       </w:r>
     </w:p>
@@ -1163,7 +1219,7 @@
     </w:p>
     <w:p>
       <w:r>
-        <w:t>For narration, explicitly map the storyboard pictures in top-to-bottom order to Shot 1, Shot 2 and, for 1x3, Shot 3. Asset sheets supply appearance; the storyboard supplies composition, visible inventory, shot order and the printed action/camera/timing plan. Final footage presents each picture as one edge-to-edge colour shot. The board layout and caption strips remain production guidance.</w:t>
+        <w:t>For narration, explicitly map the storyboard pictures in top-to-bottom order to Shot 1, Shot 2 and, for 1x3, Shot 3. State in the prompt that the "storyboard is the per-shot composition authority," that asset sheets provide "identity and material only," and that the last shot must match the "final storyboard panel." The storyboard supplies the complete environment, blocking, relative depth, visible inventory, shot order and printed action/camera/timing plan. Never describe a sheet, turnaround, neutral-background group or prop plate as a scene. Final footage presents each storyboard picture as one edge-to-edge colour shot. The board layout and caption strips remain production guidance.</w:t>
       </w:r>
     </w:p>
     <w:p>
@@ -1317,7 +1373,7 @@
     </w:p>
     <w:p>
       <w:r>
-        <w:t>&lt;Picture N&gt;: fully_preserved - preserve the two compositions, visible inventories, spatial relationships and planned actions. Render one edge-to-edge colour scene at a time; the sheet layout and captions serve only as production guidance.</w:t>
+        <w:t>&lt;Picture N&gt;: fully_preserved - the storyboard is the per-shot composition authority. Preserve the two compositions, visible inventories, spatial relationships and planned actions. Other references provide identity and material only. Render one edge-to-edge colour scene at a time; the sheet layout and captions serve only as production guidance. The last shot matches the final storyboard panel.</w:t>
       </w:r>
     </w:p>
     <w:p>
@@ -1457,7 +1513,7 @@
     </w:p>
     <w:p>
       <w:r>
-        <w:t>Use the same six sections, with the inspected clean scene as the composition anchor and the accepted speech as reference audio. Describe the actual visible participants, their separate positions and hand/prop contacts. The single-shot or approved multi-shot description preserves the complete turn, expression, listener response and camera plan. Do not impose a static camera when the approved scene plan specifies a move.</w:t>
+        <w:t>Use the same six sections, with the inspected clean scene as the composition anchor and the accepted speech as reference audio. Describe the actual visible participants, their separate positions and hand/prop contacts. Every spoken line uses a pixel-locked static tripod for its entire duration. Repeat "static tripod," "zero camera movement" and "no automatic reframing" in the summary, retention analysis and detailed description. Prohibit pan, tilt, zoom/push/pull, dolly, track, orbit, crane, handheld/stabilization drift, automatic recentering/reframing and focal-length changes. Preserve subject scale, framing and background landmarks; only mouth, eyes, blinks, breathing and restrained source-supported gestures move.</w:t>
       </w:r>
     </w:p>
     <w:p>
@@ -2141,7 +2197,7 @@
     <w:link w:val="TitleChar"/>
     <w:uiPriority w:val="10"/>
     <w:qFormat/>
-    <w:rsid w:val="00D2371E"/>
+    <w:rsid w:val="00410D1C"/>
     <w:pPr>
       <w:spacing w:after="0"/>
       <w:contextualSpacing/>
@@ -2160,7 +2216,7 @@
     <w:basedOn w:val="DefaultParagraphFont"/>
     <w:link w:val="Title"/>
     <w:uiPriority w:val="10"/>
-    <w:rsid w:val="00D2371E"/>
+    <w:rsid w:val="00410D1C"/>
     <w:rPr>
       <w:rFonts w:asciiTheme="majorHAnsi" w:eastAsiaTheme="majorEastAsia" w:hAnsiTheme="majorHAnsi" w:cstheme="majorBidi"/>
       <w:spacing w:val="-10"/>
@@ -2175,7 +2231,7 @@
     <w:link w:val="HeaderChar"/>
     <w:uiPriority w:val="99"/>
     <w:unhideWhenUsed/>
-    <w:rsid w:val="00D2371E"/>
+    <w:rsid w:val="00410D1C"/>
     <w:pPr>
       <w:tabs>
         <w:tab w:val="center" w:pos="4513"/>
@@ -2189,7 +2245,7 @@
     <w:basedOn w:val="DefaultParagraphFont"/>
     <w:link w:val="Header"/>
     <w:uiPriority w:val="99"/>
-    <w:rsid w:val="00D2371E"/>
+    <w:rsid w:val="00410D1C"/>
     <w:rPr>
       <w:rFonts w:ascii="Arial" w:hAnsi="Arial" w:cs="Arial"/>
       <w:color w:val="000000"/>
@@ -2202,7 +2258,7 @@
     <w:link w:val="FooterChar"/>
     <w:uiPriority w:val="99"/>
     <w:unhideWhenUsed/>
-    <w:rsid w:val="00D2371E"/>
+    <w:rsid w:val="00410D1C"/>
     <w:pPr>
       <w:tabs>
         <w:tab w:val="center" w:pos="4513"/>
@@ -2216,7 +2272,7 @@
     <w:basedOn w:val="DefaultParagraphFont"/>
     <w:link w:val="Footer"/>
     <w:uiPriority w:val="99"/>
-    <w:rsid w:val="00D2371E"/>
+    <w:rsid w:val="00410D1C"/>
     <w:rPr>
       <w:rFonts w:ascii="Arial" w:hAnsi="Arial" w:cs="Arial"/>
       <w:color w:val="000000"/>
